--- a/deliverables/inland_transport_2026-10/example_T1_T2/docx/V5_QASOP_0XX_A06.docx
+++ b/deliverables/inland_transport_2026-10/example_T1_T2/docx/V5_QASOP_0XX_A06.docx
@@ -109,7 +109,7 @@
           <w:color w:val="000000"/>
           <w:sz w:val="22"/>
         </w:rPr>
-        <w:t>ПРИМЕР / СИМУЛАЦИЈА — пополнето со податоците што ги имаме и со пресметките од листот за калкулација; не е запис. Мерењата, потписите, броевите на пломби и логери и податоците што се дознаваат на денот се оставени празни.</w:t>
+        <w:t>ПРИМЕР / СИМУЛАЦИЈА — не е запис. Сите внесени податоци се во загради: сино — од нашите записи или пресметани; виолетово — пример, да се потврди; портокалово — се внесува на денот.</w:t>
       </w:r>
       <w:r>
         <w:rPr>
@@ -129,7 +129,7 @@
           <w:color w:val="595959"/>
           <w:sz w:val="16"/>
         </w:rPr>
-        <w:t>EXAMPLE / SIMULATION — filled with the data we hold and the calculations on the calculation sheet; not a record. Measurements, signatures, seal and logger numbers and data known only on the day are left blank.</w:t>
+        <w:t>EXAMPLE / SIMULATION — not a record. Every entry is in brackets: blue — from our records or calculated; purple — example, to be confirmed; orange — entered on the day.</w:t>
       </w:r>
     </w:p>
     <w:p>
@@ -243,15 +243,15 @@
       </w:tblPr>
       <w:tblGrid>
         <w:gridCol w:w="634"/>
-        <w:gridCol w:w="2516"/>
-        <w:gridCol w:w="2516"/>
-        <w:gridCol w:w="2516"/>
+        <w:gridCol w:w="2489"/>
+        <w:gridCol w:w="2489"/>
+        <w:gridCol w:w="2489"/>
         <w:gridCol w:w="510"/>
         <w:gridCol w:w="1031"/>
         <w:gridCol w:w="1031"/>
-        <w:gridCol w:w="1387"/>
+        <w:gridCol w:w="1499"/>
         <w:gridCol w:w="733"/>
-        <w:gridCol w:w="2520"/>
+        <w:gridCol w:w="2492"/>
       </w:tblGrid>
       <w:tr>
         <w:trPr>
@@ -307,7 +307,7 @@
           <w:tcPr>
             <w:shd w:val="clear" w:color="auto" w:fill="2B547E"/>
             <w:vAlign w:val="center"/>
-            <w:tcW w:type="dxa" w:w="2516"/>
+            <w:tcW w:type="dxa" w:w="2489"/>
           </w:tcPr>
           <w:p>
             <w:pPr>
@@ -352,7 +352,7 @@
           <w:tcPr>
             <w:shd w:val="clear" w:color="auto" w:fill="2B547E"/>
             <w:vAlign w:val="center"/>
-            <w:tcW w:type="dxa" w:w="2516"/>
+            <w:tcW w:type="dxa" w:w="2489"/>
           </w:tcPr>
           <w:p>
             <w:pPr>
@@ -397,7 +397,7 @@
           <w:tcPr>
             <w:shd w:val="clear" w:color="auto" w:fill="2B547E"/>
             <w:vAlign w:val="center"/>
-            <w:tcW w:type="dxa" w:w="2516"/>
+            <w:tcW w:type="dxa" w:w="2489"/>
           </w:tcPr>
           <w:p>
             <w:pPr>
@@ -557,7 +557,7 @@
           <w:tcPr>
             <w:shd w:val="clear" w:color="auto" w:fill="2B547E"/>
             <w:vAlign w:val="center"/>
-            <w:tcW w:type="dxa" w:w="1387"/>
+            <w:tcW w:type="dxa" w:w="1499"/>
           </w:tcPr>
           <w:p>
             <w:pPr>
@@ -647,7 +647,7 @@
           <w:tcPr>
             <w:shd w:val="clear" w:color="auto" w:fill="2B547E"/>
             <w:vAlign w:val="center"/>
-            <w:tcW w:type="dxa" w:w="2520"/>
+            <w:tcW w:type="dxa" w:w="2492"/>
           </w:tcPr>
           <w:p>
             <w:pPr>
@@ -721,15 +721,25 @@
         <w:tc>
           <w:tcPr>
             <w:vAlign w:val="center"/>
-            <w:tcW w:type="dxa" w:w="2516"/>
-          </w:tcPr>
-          <w:p>
-            <w:pPr>
-              <w:keepNext/>
-              <w:spacing w:before="20" w:after="20"/>
-              <w:jc w:val="center"/>
-            </w:pPr>
-            <w:r/>
+            <w:tcW w:type="dxa" w:w="2489"/>
+          </w:tcPr>
+          <w:p>
+            <w:pPr>
+              <w:keepNext/>
+              <w:spacing w:before="20" w:after="20"/>
+              <w:jc w:val="center"/>
+            </w:pPr>
+            <w:r/>
+            <w:r>
+              <w:rPr>
+                <w:rFonts w:ascii="Calibri" w:hAnsi="Calibri"/>
+                <w:b w:val="0"/>
+                <w:i w:val="0"/>
+                <w:color w:val="7030A0"/>
+                <w:sz w:val="18"/>
+              </w:rPr>
+              <w:t xml:space="preserve">[Versa]</w:t>
+            </w:r>
             <w:r>
               <w:rPr>
                 <w:rFonts w:ascii="Calibri" w:hAnsi="Calibri"/>
@@ -738,31 +748,41 @@
                 <w:color w:val="000000"/>
                 <w:sz w:val="18"/>
               </w:rPr>
-              <w:t>Versa — [адреса — да се внесе</w:t>
-            </w:r>
-          </w:p>
-        </w:tc>
-        <w:tc>
-          <w:tcPr>
-            <w:vAlign w:val="center"/>
-            <w:tcW w:type="dxa" w:w="2516"/>
-          </w:tcPr>
-          <w:p>
-            <w:pPr>
-              <w:keepNext/>
-              <w:spacing w:before="20" w:after="20"/>
-              <w:jc w:val="center"/>
-            </w:pPr>
-            <w:r/>
-            <w:r>
-              <w:rPr>
-                <w:rFonts w:ascii="Calibri" w:hAnsi="Calibri"/>
-                <w:b w:val="0"/>
-                <w:i w:val="0"/>
-                <w:color w:val="000000"/>
-                <w:sz w:val="18"/>
-              </w:rPr>
-              <w:t>меѓупроизвод 15–25 °C</w:t>
+              <w:t xml:space="preserve"> · </w:t>
+            </w:r>
+            <w:r>
+              <w:rPr>
+                <w:rFonts w:ascii="Calibri" w:hAnsi="Calibri"/>
+                <w:b w:val="0"/>
+                <w:i w:val="0"/>
+                <w:color w:val="C55A11"/>
+                <w:sz w:val="18"/>
+              </w:rPr>
+              <w:t xml:space="preserve">[ ]</w:t>
+            </w:r>
+          </w:p>
+        </w:tc>
+        <w:tc>
+          <w:tcPr>
+            <w:vAlign w:val="center"/>
+            <w:tcW w:type="dxa" w:w="2489"/>
+          </w:tcPr>
+          <w:p>
+            <w:pPr>
+              <w:keepNext/>
+              <w:spacing w:before="20" w:after="20"/>
+              <w:jc w:val="center"/>
+            </w:pPr>
+            <w:r/>
+            <w:r>
+              <w:rPr>
+                <w:rFonts w:ascii="Calibri" w:hAnsi="Calibri"/>
+                <w:b w:val="0"/>
+                <w:i w:val="0"/>
+                <w:color w:val="0B5CAD"/>
+                <w:sz w:val="18"/>
+              </w:rPr>
+              <w:t xml:space="preserve">[меѓупроизвод 15–25 °C]</w:t>
             </w:r>
             <w:r>
               <w:rPr>
@@ -779,34 +799,198 @@
                 <w:rFonts w:ascii="Calibri" w:hAnsi="Calibri"/>
                 <w:b w:val="0"/>
                 <w:i/>
+                <w:color w:val="0B5CAD"/>
+                <w:sz w:val="14"/>
+              </w:rPr>
+              <w:t xml:space="preserve">[intermediate 15–25 °C]</w:t>
+            </w:r>
+          </w:p>
+        </w:tc>
+        <w:tc>
+          <w:tcPr>
+            <w:vAlign w:val="center"/>
+            <w:tcW w:type="dxa" w:w="2489"/>
+          </w:tcPr>
+          <w:p>
+            <w:pPr>
+              <w:keepNext/>
+              <w:spacing w:before="20" w:after="20"/>
+              <w:jc w:val="center"/>
+            </w:pPr>
+            <w:r/>
+            <w:r>
+              <w:rPr>
+                <w:rFonts w:ascii="Calibri" w:hAnsi="Calibri"/>
+                <w:b w:val="0"/>
+                <w:i w:val="0"/>
+                <w:color w:val="7030A0"/>
+                <w:sz w:val="18"/>
+              </w:rPr>
+              <w:t xml:space="preserve">[Kuehne + Nagel (предв.) / G-палети]</w:t>
+            </w:r>
+            <w:r>
+              <w:rPr>
+                <w:rFonts w:ascii="Calibri" w:hAnsi="Calibri"/>
+                <w:b w:val="0"/>
+                <w:i w:val="0"/>
                 <w:color w:val="000000"/>
                 <w:sz w:val="14"/>
               </w:rPr>
-              <w:t>intermediate 15–25 °C</w:t>
-            </w:r>
-          </w:p>
-        </w:tc>
-        <w:tc>
-          <w:tcPr>
-            <w:vAlign w:val="center"/>
-            <w:tcW w:type="dxa" w:w="2516"/>
-          </w:tcPr>
-          <w:p>
-            <w:pPr>
-              <w:keepNext/>
-              <w:spacing w:before="20" w:after="20"/>
-              <w:jc w:val="center"/>
-            </w:pPr>
-            <w:r/>
-            <w:r>
-              <w:rPr>
-                <w:rFonts w:ascii="Calibri" w:hAnsi="Calibri"/>
-                <w:b w:val="0"/>
-                <w:i w:val="0"/>
-                <w:color w:val="000000"/>
-                <w:sz w:val="18"/>
-              </w:rPr>
-              <w:t>Kuehne + Nagel (предв.) / G-палети</w:t>
+              <w:t xml:space="preserve"> | </w:t>
+            </w:r>
+            <w:r>
+              <w:rPr>
+                <w:rFonts w:ascii="Calibri" w:hAnsi="Calibri"/>
+                <w:b w:val="0"/>
+                <w:i/>
+                <w:color w:val="7030A0"/>
+                <w:sz w:val="14"/>
+              </w:rPr>
+              <w:t xml:space="preserve">[Kuehne + Nagel (prov.) / L pallets]</w:t>
+            </w:r>
+          </w:p>
+        </w:tc>
+        <w:tc>
+          <w:tcPr>
+            <w:vAlign w:val="center"/>
+            <w:tcW w:type="dxa" w:w="510"/>
+          </w:tcPr>
+          <w:p>
+            <w:pPr>
+              <w:keepNext/>
+              <w:spacing w:before="20" w:after="20"/>
+              <w:jc w:val="center"/>
+            </w:pPr>
+            <w:r/>
+            <w:r>
+              <w:rPr>
+                <w:rFonts w:ascii="Calibri" w:hAnsi="Calibri"/>
+                <w:b w:val="0"/>
+                <w:i w:val="0"/>
+                <w:color w:val="C55A11"/>
+                <w:sz w:val="18"/>
+              </w:rPr>
+              <w:t xml:space="preserve">[ ]</w:t>
+            </w:r>
+          </w:p>
+        </w:tc>
+        <w:tc>
+          <w:tcPr>
+            <w:vAlign w:val="center"/>
+            <w:tcW w:type="dxa" w:w="1031"/>
+          </w:tcPr>
+          <w:p>
+            <w:pPr>
+              <w:keepNext/>
+              <w:spacing w:before="20" w:after="20"/>
+              <w:jc w:val="center"/>
+            </w:pPr>
+            <w:r/>
+            <w:r>
+              <w:rPr>
+                <w:rFonts w:ascii="Calibri" w:hAnsi="Calibri"/>
+                <w:b w:val="0"/>
+                <w:i w:val="0"/>
+                <w:color w:val="C55A11"/>
+                <w:sz w:val="18"/>
+              </w:rPr>
+              <w:t xml:space="preserve">[ ]</w:t>
+            </w:r>
+          </w:p>
+        </w:tc>
+        <w:tc>
+          <w:tcPr>
+            <w:vAlign w:val="center"/>
+            <w:tcW w:type="dxa" w:w="1031"/>
+          </w:tcPr>
+          <w:p>
+            <w:pPr>
+              <w:keepNext/>
+              <w:spacing w:before="20" w:after="20"/>
+              <w:jc w:val="center"/>
+            </w:pPr>
+            <w:r/>
+            <w:r>
+              <w:rPr>
+                <w:rFonts w:ascii="Calibri" w:hAnsi="Calibri"/>
+                <w:b w:val="0"/>
+                <w:i w:val="0"/>
+                <w:color w:val="C55A11"/>
+                <w:sz w:val="18"/>
+              </w:rPr>
+              <w:t xml:space="preserve">[ ]</w:t>
+            </w:r>
+          </w:p>
+        </w:tc>
+        <w:tc>
+          <w:tcPr>
+            <w:vAlign w:val="center"/>
+            <w:tcW w:type="dxa" w:w="1499"/>
+          </w:tcPr>
+          <w:p>
+            <w:pPr>
+              <w:keepNext/>
+              <w:spacing w:before="20" w:after="20"/>
+              <w:jc w:val="center"/>
+            </w:pPr>
+            <w:r/>
+            <w:r>
+              <w:rPr>
+                <w:rFonts w:ascii="Calibri" w:hAnsi="Calibri"/>
+                <w:b w:val="0"/>
+                <w:i w:val="0"/>
+                <w:color w:val="0B5CAD"/>
+                <w:sz w:val="18"/>
+              </w:rPr>
+              <w:t xml:space="preserve">[IN QUALIFICATION]</w:t>
+            </w:r>
+          </w:p>
+        </w:tc>
+        <w:tc>
+          <w:tcPr>
+            <w:vAlign w:val="center"/>
+            <w:tcW w:type="dxa" w:w="733"/>
+          </w:tcPr>
+          <w:p>
+            <w:pPr>
+              <w:keepNext/>
+              <w:spacing w:before="20" w:after="20"/>
+              <w:jc w:val="center"/>
+            </w:pPr>
+            <w:r/>
+            <w:r>
+              <w:rPr>
+                <w:rFonts w:ascii="Calibri" w:hAnsi="Calibri"/>
+                <w:b w:val="0"/>
+                <w:i w:val="0"/>
+                <w:color w:val="0B5CAD"/>
+                <w:sz w:val="18"/>
+              </w:rPr>
+              <w:t xml:space="preserve">[—]</w:t>
+            </w:r>
+          </w:p>
+        </w:tc>
+        <w:tc>
+          <w:tcPr>
+            <w:vAlign w:val="center"/>
+            <w:tcW w:type="dxa" w:w="2492"/>
+          </w:tcPr>
+          <w:p>
+            <w:pPr>
+              <w:keepNext/>
+              <w:spacing w:before="20" w:after="20"/>
+              <w:jc w:val="center"/>
+            </w:pPr>
+            <w:r/>
+            <w:r>
+              <w:rPr>
+                <w:rFonts w:ascii="Calibri" w:hAnsi="Calibri"/>
+                <w:b w:val="0"/>
+                <w:i w:val="0"/>
+                <w:color w:val="0B5CAD"/>
+                <w:sz w:val="18"/>
+              </w:rPr>
+              <w:t xml:space="preserve">[PQ-1 = Т1, PQ-2 = Т2]</w:t>
             </w:r>
             <w:r>
               <w:rPr>
@@ -823,144 +1007,10 @@
                 <w:rFonts w:ascii="Calibri" w:hAnsi="Calibri"/>
                 <w:b w:val="0"/>
                 <w:i/>
-                <w:color w:val="000000"/>
+                <w:color w:val="0B5CAD"/>
                 <w:sz w:val="14"/>
               </w:rPr>
-              <w:t>Kuehne + Nagel (prov.) / L pallets</w:t>
-            </w:r>
-          </w:p>
-        </w:tc>
-        <w:tc>
-          <w:tcPr>
-            <w:vAlign w:val="center"/>
-            <w:tcW w:type="dxa" w:w="510"/>
-          </w:tcPr>
-          <w:p>
-            <w:pPr>
-              <w:keepNext/>
-              <w:spacing w:before="20" w:after="20"/>
-              <w:jc w:val="center"/>
-            </w:pPr>
-            <w:r/>
-          </w:p>
-        </w:tc>
-        <w:tc>
-          <w:tcPr>
-            <w:vAlign w:val="center"/>
-            <w:tcW w:type="dxa" w:w="1031"/>
-          </w:tcPr>
-          <w:p>
-            <w:pPr>
-              <w:keepNext/>
-              <w:spacing w:before="20" w:after="20"/>
-              <w:jc w:val="center"/>
-            </w:pPr>
-            <w:r/>
-          </w:p>
-        </w:tc>
-        <w:tc>
-          <w:tcPr>
-            <w:vAlign w:val="center"/>
-            <w:tcW w:type="dxa" w:w="1031"/>
-          </w:tcPr>
-          <w:p>
-            <w:pPr>
-              <w:keepNext/>
-              <w:spacing w:before="20" w:after="20"/>
-              <w:jc w:val="center"/>
-            </w:pPr>
-            <w:r/>
-          </w:p>
-        </w:tc>
-        <w:tc>
-          <w:tcPr>
-            <w:vAlign w:val="center"/>
-            <w:tcW w:type="dxa" w:w="1387"/>
-          </w:tcPr>
-          <w:p>
-            <w:pPr>
-              <w:keepNext/>
-              <w:spacing w:before="20" w:after="20"/>
-              <w:jc w:val="center"/>
-            </w:pPr>
-            <w:r/>
-            <w:r>
-              <w:rPr>
-                <w:rFonts w:ascii="Calibri" w:hAnsi="Calibri"/>
-                <w:b w:val="0"/>
-                <w:i w:val="0"/>
-                <w:color w:val="000000"/>
-                <w:sz w:val="18"/>
-              </w:rPr>
-              <w:t>IN QUALIFICATION</w:t>
-            </w:r>
-          </w:p>
-        </w:tc>
-        <w:tc>
-          <w:tcPr>
-            <w:vAlign w:val="center"/>
-            <w:tcW w:type="dxa" w:w="733"/>
-          </w:tcPr>
-          <w:p>
-            <w:pPr>
-              <w:keepNext/>
-              <w:spacing w:before="20" w:after="20"/>
-              <w:jc w:val="center"/>
-            </w:pPr>
-            <w:r/>
-            <w:r>
-              <w:rPr>
-                <w:rFonts w:ascii="Calibri" w:hAnsi="Calibri"/>
-                <w:b w:val="0"/>
-                <w:i w:val="0"/>
-                <w:color w:val="000000"/>
-                <w:sz w:val="18"/>
-              </w:rPr>
-              <w:t>—</w:t>
-            </w:r>
-          </w:p>
-        </w:tc>
-        <w:tc>
-          <w:tcPr>
-            <w:vAlign w:val="center"/>
-            <w:tcW w:type="dxa" w:w="2520"/>
-          </w:tcPr>
-          <w:p>
-            <w:pPr>
-              <w:keepNext/>
-              <w:spacing w:before="20" w:after="20"/>
-              <w:jc w:val="center"/>
-            </w:pPr>
-            <w:r/>
-            <w:r>
-              <w:rPr>
-                <w:rFonts w:ascii="Calibri" w:hAnsi="Calibri"/>
-                <w:b w:val="0"/>
-                <w:i w:val="0"/>
-                <w:color w:val="000000"/>
-                <w:sz w:val="18"/>
-              </w:rPr>
-              <w:t>PQ-1 = Т1, PQ-2 = Т2</w:t>
-            </w:r>
-            <w:r>
-              <w:rPr>
-                <w:rFonts w:ascii="Calibri" w:hAnsi="Calibri"/>
-                <w:b w:val="0"/>
-                <w:i w:val="0"/>
-                <w:color w:val="000000"/>
-                <w:sz w:val="14"/>
-              </w:rPr>
-              <w:t xml:space="preserve"> | </w:t>
-            </w:r>
-            <w:r>
-              <w:rPr>
-                <w:rFonts w:ascii="Calibri" w:hAnsi="Calibri"/>
-                <w:b w:val="0"/>
-                <w:i/>
-                <w:color w:val="000000"/>
-                <w:sz w:val="14"/>
-              </w:rPr>
-              <w:t>PQ-1 = T1, PQ-2 = T2</w:t>
+              <w:t xml:space="preserve">[PQ-1 = T1, PQ-2 = T2]</w:t>
             </w:r>
           </w:p>
         </w:tc>
@@ -998,7 +1048,7 @@
           <w:tcPr>
             <w:shd w:val="clear" w:color="auto" w:fill="F7FAFC"/>
             <w:vAlign w:val="center"/>
-            <w:tcW w:type="dxa" w:w="2516"/>
+            <w:tcW w:type="dxa" w:w="2489"/>
           </w:tcPr>
           <w:p>
             <w:pPr>
@@ -1043,7 +1093,7 @@
           <w:tcPr>
             <w:shd w:val="clear" w:color="auto" w:fill="F7FAFC"/>
             <w:vAlign w:val="center"/>
-            <w:tcW w:type="dxa" w:w="2516"/>
+            <w:tcW w:type="dxa" w:w="2489"/>
           </w:tcPr>
           <w:p>
             <w:pPr>
@@ -1088,15 +1138,25 @@
           <w:tcPr>
             <w:shd w:val="clear" w:color="auto" w:fill="F7FAFC"/>
             <w:vAlign w:val="center"/>
-            <w:tcW w:type="dxa" w:w="2516"/>
-          </w:tcPr>
-          <w:p>
-            <w:pPr>
-              <w:keepNext/>
-              <w:spacing w:before="20" w:after="20"/>
-              <w:jc w:val="center"/>
-            </w:pPr>
-            <w:r/>
+            <w:tcW w:type="dxa" w:w="2489"/>
+          </w:tcPr>
+          <w:p>
+            <w:pPr>
+              <w:keepNext/>
+              <w:spacing w:before="20" w:after="20"/>
+              <w:jc w:val="center"/>
+            </w:pPr>
+            <w:r/>
+            <w:r>
+              <w:rPr>
+                <w:rFonts w:ascii="Calibri" w:hAnsi="Calibri"/>
+                <w:b w:val="0"/>
+                <w:i w:val="0"/>
+                <w:color w:val="C55A11"/>
+                <w:sz w:val="18"/>
+              </w:rPr>
+              <w:t xml:space="preserve">[ ]</w:t>
+            </w:r>
           </w:p>
         </w:tc>
         <w:tc>
@@ -1112,6 +1172,16 @@
               <w:jc w:val="center"/>
             </w:pPr>
             <w:r/>
+            <w:r>
+              <w:rPr>
+                <w:rFonts w:ascii="Calibri" w:hAnsi="Calibri"/>
+                <w:b w:val="0"/>
+                <w:i w:val="0"/>
+                <w:color w:val="C55A11"/>
+                <w:sz w:val="18"/>
+              </w:rPr>
+              <w:t xml:space="preserve">[ ]</w:t>
+            </w:r>
           </w:p>
         </w:tc>
         <w:tc>
@@ -1127,6 +1197,16 @@
               <w:jc w:val="center"/>
             </w:pPr>
             <w:r/>
+            <w:r>
+              <w:rPr>
+                <w:rFonts w:ascii="Calibri" w:hAnsi="Calibri"/>
+                <w:b w:val="0"/>
+                <w:i w:val="0"/>
+                <w:color w:val="C55A11"/>
+                <w:sz w:val="18"/>
+              </w:rPr>
+              <w:t xml:space="preserve">[ ]</w:t>
+            </w:r>
           </w:p>
         </w:tc>
         <w:tc>
@@ -1142,21 +1222,41 @@
               <w:jc w:val="center"/>
             </w:pPr>
             <w:r/>
+            <w:r>
+              <w:rPr>
+                <w:rFonts w:ascii="Calibri" w:hAnsi="Calibri"/>
+                <w:b w:val="0"/>
+                <w:i w:val="0"/>
+                <w:color w:val="C55A11"/>
+                <w:sz w:val="18"/>
+              </w:rPr>
+              <w:t xml:space="preserve">[ ]</w:t>
+            </w:r>
           </w:p>
         </w:tc>
         <w:tc>
           <w:tcPr>
             <w:shd w:val="clear" w:color="auto" w:fill="F7FAFC"/>
             <w:vAlign w:val="center"/>
-            <w:tcW w:type="dxa" w:w="1387"/>
-          </w:tcPr>
-          <w:p>
-            <w:pPr>
-              <w:keepNext/>
-              <w:spacing w:before="20" w:after="20"/>
-              <w:jc w:val="center"/>
-            </w:pPr>
-            <w:r/>
+            <w:tcW w:type="dxa" w:w="1499"/>
+          </w:tcPr>
+          <w:p>
+            <w:pPr>
+              <w:keepNext/>
+              <w:spacing w:before="20" w:after="20"/>
+              <w:jc w:val="center"/>
+            </w:pPr>
+            <w:r/>
+            <w:r>
+              <w:rPr>
+                <w:rFonts w:ascii="Calibri" w:hAnsi="Calibri"/>
+                <w:b w:val="0"/>
+                <w:i w:val="0"/>
+                <w:color w:val="C55A11"/>
+                <w:sz w:val="18"/>
+              </w:rPr>
+              <w:t xml:space="preserve">[ ]</w:t>
+            </w:r>
           </w:p>
         </w:tc>
         <w:tc>
@@ -1172,21 +1272,41 @@
               <w:jc w:val="center"/>
             </w:pPr>
             <w:r/>
+            <w:r>
+              <w:rPr>
+                <w:rFonts w:ascii="Calibri" w:hAnsi="Calibri"/>
+                <w:b w:val="0"/>
+                <w:i w:val="0"/>
+                <w:color w:val="C55A11"/>
+                <w:sz w:val="18"/>
+              </w:rPr>
+              <w:t xml:space="preserve">[ ]</w:t>
+            </w:r>
           </w:p>
         </w:tc>
         <w:tc>
           <w:tcPr>
             <w:shd w:val="clear" w:color="auto" w:fill="F7FAFC"/>
             <w:vAlign w:val="center"/>
-            <w:tcW w:type="dxa" w:w="2520"/>
-          </w:tcPr>
-          <w:p>
-            <w:pPr>
-              <w:keepNext/>
-              <w:spacing w:before="20" w:after="20"/>
-              <w:jc w:val="center"/>
-            </w:pPr>
-            <w:r/>
+            <w:tcW w:type="dxa" w:w="2492"/>
+          </w:tcPr>
+          <w:p>
+            <w:pPr>
+              <w:keepNext/>
+              <w:spacing w:before="20" w:after="20"/>
+              <w:jc w:val="center"/>
+            </w:pPr>
+            <w:r/>
+            <w:r>
+              <w:rPr>
+                <w:rFonts w:ascii="Calibri" w:hAnsi="Calibri"/>
+                <w:b w:val="0"/>
+                <w:i w:val="0"/>
+                <w:color w:val="C55A11"/>
+                <w:sz w:val="18"/>
+              </w:rPr>
+              <w:t xml:space="preserve">[ ]</w:t>
+            </w:r>
           </w:p>
         </w:tc>
       </w:tr>
@@ -1222,7 +1342,7 @@
         <w:tc>
           <w:tcPr>
             <w:vAlign w:val="center"/>
-            <w:tcW w:type="dxa" w:w="2516"/>
+            <w:tcW w:type="dxa" w:w="2489"/>
           </w:tcPr>
           <w:p>
             <w:pPr>
@@ -1266,7 +1386,7 @@
         <w:tc>
           <w:tcPr>
             <w:vAlign w:val="center"/>
-            <w:tcW w:type="dxa" w:w="2516"/>
+            <w:tcW w:type="dxa" w:w="2489"/>
           </w:tcPr>
           <w:p>
             <w:pPr>
@@ -1310,15 +1430,25 @@
         <w:tc>
           <w:tcPr>
             <w:vAlign w:val="center"/>
-            <w:tcW w:type="dxa" w:w="2516"/>
-          </w:tcPr>
-          <w:p>
-            <w:pPr>
-              <w:keepNext/>
-              <w:spacing w:before="20" w:after="20"/>
-              <w:jc w:val="center"/>
-            </w:pPr>
-            <w:r/>
+            <w:tcW w:type="dxa" w:w="2489"/>
+          </w:tcPr>
+          <w:p>
+            <w:pPr>
+              <w:keepNext/>
+              <w:spacing w:before="20" w:after="20"/>
+              <w:jc w:val="center"/>
+            </w:pPr>
+            <w:r/>
+            <w:r>
+              <w:rPr>
+                <w:rFonts w:ascii="Calibri" w:hAnsi="Calibri"/>
+                <w:b w:val="0"/>
+                <w:i w:val="0"/>
+                <w:color w:val="C55A11"/>
+                <w:sz w:val="18"/>
+              </w:rPr>
+              <w:t xml:space="preserve">[ ]</w:t>
+            </w:r>
           </w:p>
         </w:tc>
         <w:tc>
@@ -1333,6 +1463,16 @@
               <w:jc w:val="center"/>
             </w:pPr>
             <w:r/>
+            <w:r>
+              <w:rPr>
+                <w:rFonts w:ascii="Calibri" w:hAnsi="Calibri"/>
+                <w:b w:val="0"/>
+                <w:i w:val="0"/>
+                <w:color w:val="C55A11"/>
+                <w:sz w:val="18"/>
+              </w:rPr>
+              <w:t xml:space="preserve">[ ]</w:t>
+            </w:r>
           </w:p>
         </w:tc>
         <w:tc>
@@ -1347,6 +1487,16 @@
               <w:jc w:val="center"/>
             </w:pPr>
             <w:r/>
+            <w:r>
+              <w:rPr>
+                <w:rFonts w:ascii="Calibri" w:hAnsi="Calibri"/>
+                <w:b w:val="0"/>
+                <w:i w:val="0"/>
+                <w:color w:val="C55A11"/>
+                <w:sz w:val="18"/>
+              </w:rPr>
+              <w:t xml:space="preserve">[ ]</w:t>
+            </w:r>
           </w:p>
         </w:tc>
         <w:tc>
@@ -1361,20 +1511,40 @@
               <w:jc w:val="center"/>
             </w:pPr>
             <w:r/>
-          </w:p>
-        </w:tc>
-        <w:tc>
-          <w:tcPr>
-            <w:vAlign w:val="center"/>
-            <w:tcW w:type="dxa" w:w="1387"/>
-          </w:tcPr>
-          <w:p>
-            <w:pPr>
-              <w:keepNext/>
-              <w:spacing w:before="20" w:after="20"/>
-              <w:jc w:val="center"/>
-            </w:pPr>
-            <w:r/>
+            <w:r>
+              <w:rPr>
+                <w:rFonts w:ascii="Calibri" w:hAnsi="Calibri"/>
+                <w:b w:val="0"/>
+                <w:i w:val="0"/>
+                <w:color w:val="C55A11"/>
+                <w:sz w:val="18"/>
+              </w:rPr>
+              <w:t xml:space="preserve">[ ]</w:t>
+            </w:r>
+          </w:p>
+        </w:tc>
+        <w:tc>
+          <w:tcPr>
+            <w:vAlign w:val="center"/>
+            <w:tcW w:type="dxa" w:w="1499"/>
+          </w:tcPr>
+          <w:p>
+            <w:pPr>
+              <w:keepNext/>
+              <w:spacing w:before="20" w:after="20"/>
+              <w:jc w:val="center"/>
+            </w:pPr>
+            <w:r/>
+            <w:r>
+              <w:rPr>
+                <w:rFonts w:ascii="Calibri" w:hAnsi="Calibri"/>
+                <w:b w:val="0"/>
+                <w:i w:val="0"/>
+                <w:color w:val="C55A11"/>
+                <w:sz w:val="18"/>
+              </w:rPr>
+              <w:t xml:space="preserve">[ ]</w:t>
+            </w:r>
           </w:p>
         </w:tc>
         <w:tc>
@@ -1389,20 +1559,40 @@
               <w:jc w:val="center"/>
             </w:pPr>
             <w:r/>
-          </w:p>
-        </w:tc>
-        <w:tc>
-          <w:tcPr>
-            <w:vAlign w:val="center"/>
-            <w:tcW w:type="dxa" w:w="2520"/>
-          </w:tcPr>
-          <w:p>
-            <w:pPr>
-              <w:keepNext/>
-              <w:spacing w:before="20" w:after="20"/>
-              <w:jc w:val="center"/>
-            </w:pPr>
-            <w:r/>
+            <w:r>
+              <w:rPr>
+                <w:rFonts w:ascii="Calibri" w:hAnsi="Calibri"/>
+                <w:b w:val="0"/>
+                <w:i w:val="0"/>
+                <w:color w:val="C55A11"/>
+                <w:sz w:val="18"/>
+              </w:rPr>
+              <w:t xml:space="preserve">[ ]</w:t>
+            </w:r>
+          </w:p>
+        </w:tc>
+        <w:tc>
+          <w:tcPr>
+            <w:vAlign w:val="center"/>
+            <w:tcW w:type="dxa" w:w="2492"/>
+          </w:tcPr>
+          <w:p>
+            <w:pPr>
+              <w:keepNext/>
+              <w:spacing w:before="20" w:after="20"/>
+              <w:jc w:val="center"/>
+            </w:pPr>
+            <w:r/>
+            <w:r>
+              <w:rPr>
+                <w:rFonts w:ascii="Calibri" w:hAnsi="Calibri"/>
+                <w:b w:val="0"/>
+                <w:i w:val="0"/>
+                <w:color w:val="C55A11"/>
+                <w:sz w:val="18"/>
+              </w:rPr>
+              <w:t xml:space="preserve">[ ]</w:t>
+            </w:r>
           </w:p>
         </w:tc>
       </w:tr>
@@ -1412,77 +1602,152 @@
         </w:trPr>
         <w:tc>
           <w:tcPr>
+            <w:shd w:val="clear" w:color="auto" w:fill="F2F2F2"/>
+            <w:vAlign w:val="center"/>
+            <w:tcW w:type="dxa" w:w="634"/>
+          </w:tcPr>
+          <w:p>
+            <w:pPr>
+              <w:keepNext/>
+              <w:spacing w:before="20" w:after="20"/>
+              <w:jc w:val="center"/>
+            </w:pPr>
+            <w:r/>
+            <w:r>
+              <w:rPr>
+                <w:rFonts w:ascii="Calibri" w:hAnsi="Calibri"/>
+                <w:b w:val="0"/>
+                <w:i w:val="0"/>
+                <w:color w:val="C55A11"/>
+                <w:sz w:val="18"/>
+              </w:rPr>
+              <w:t xml:space="preserve">[ ]</w:t>
+            </w:r>
+          </w:p>
+        </w:tc>
+        <w:tc>
+          <w:tcPr>
             <w:shd w:val="clear" w:color="auto" w:fill="F7FAFC"/>
             <w:vAlign w:val="center"/>
-            <w:tcW w:type="dxa" w:w="634"/>
-          </w:tcPr>
-          <w:p>
-            <w:pPr>
-              <w:keepNext/>
-              <w:spacing w:before="20" w:after="20"/>
-              <w:jc w:val="center"/>
-            </w:pPr>
-            <w:r/>
+            <w:tcW w:type="dxa" w:w="2489"/>
+          </w:tcPr>
+          <w:p>
+            <w:pPr>
+              <w:keepNext/>
+              <w:spacing w:before="20" w:after="20"/>
+              <w:jc w:val="center"/>
+            </w:pPr>
+            <w:r/>
+            <w:r>
+              <w:rPr>
+                <w:rFonts w:ascii="Calibri" w:hAnsi="Calibri"/>
+                <w:b w:val="0"/>
+                <w:i w:val="0"/>
+                <w:color w:val="C55A11"/>
+                <w:sz w:val="18"/>
+              </w:rPr>
+              <w:t xml:space="preserve">[ ]</w:t>
+            </w:r>
           </w:p>
         </w:tc>
         <w:tc>
           <w:tcPr>
             <w:shd w:val="clear" w:color="auto" w:fill="F7FAFC"/>
             <w:vAlign w:val="center"/>
-            <w:tcW w:type="dxa" w:w="2516"/>
-          </w:tcPr>
-          <w:p>
-            <w:pPr>
-              <w:keepNext/>
-              <w:spacing w:before="20" w:after="20"/>
-              <w:jc w:val="center"/>
-            </w:pPr>
-            <w:r/>
+            <w:tcW w:type="dxa" w:w="2489"/>
+          </w:tcPr>
+          <w:p>
+            <w:pPr>
+              <w:keepNext/>
+              <w:spacing w:before="20" w:after="20"/>
+              <w:jc w:val="center"/>
+            </w:pPr>
+            <w:r/>
+            <w:r>
+              <w:rPr>
+                <w:rFonts w:ascii="Calibri" w:hAnsi="Calibri"/>
+                <w:b w:val="0"/>
+                <w:i w:val="0"/>
+                <w:color w:val="C55A11"/>
+                <w:sz w:val="18"/>
+              </w:rPr>
+              <w:t xml:space="preserve">[ ]</w:t>
+            </w:r>
           </w:p>
         </w:tc>
         <w:tc>
           <w:tcPr>
             <w:shd w:val="clear" w:color="auto" w:fill="F7FAFC"/>
             <w:vAlign w:val="center"/>
-            <w:tcW w:type="dxa" w:w="2516"/>
-          </w:tcPr>
-          <w:p>
-            <w:pPr>
-              <w:keepNext/>
-              <w:spacing w:before="20" w:after="20"/>
-              <w:jc w:val="center"/>
-            </w:pPr>
-            <w:r/>
+            <w:tcW w:type="dxa" w:w="2489"/>
+          </w:tcPr>
+          <w:p>
+            <w:pPr>
+              <w:keepNext/>
+              <w:spacing w:before="20" w:after="20"/>
+              <w:jc w:val="center"/>
+            </w:pPr>
+            <w:r/>
+            <w:r>
+              <w:rPr>
+                <w:rFonts w:ascii="Calibri" w:hAnsi="Calibri"/>
+                <w:b w:val="0"/>
+                <w:i w:val="0"/>
+                <w:color w:val="C55A11"/>
+                <w:sz w:val="18"/>
+              </w:rPr>
+              <w:t xml:space="preserve">[ ]</w:t>
+            </w:r>
           </w:p>
         </w:tc>
         <w:tc>
           <w:tcPr>
             <w:shd w:val="clear" w:color="auto" w:fill="F7FAFC"/>
             <w:vAlign w:val="center"/>
-            <w:tcW w:type="dxa" w:w="2516"/>
-          </w:tcPr>
-          <w:p>
-            <w:pPr>
-              <w:keepNext/>
-              <w:spacing w:before="20" w:after="20"/>
-              <w:jc w:val="center"/>
-            </w:pPr>
-            <w:r/>
+            <w:tcW w:type="dxa" w:w="510"/>
+          </w:tcPr>
+          <w:p>
+            <w:pPr>
+              <w:keepNext/>
+              <w:spacing w:before="20" w:after="20"/>
+              <w:jc w:val="center"/>
+            </w:pPr>
+            <w:r/>
+            <w:r>
+              <w:rPr>
+                <w:rFonts w:ascii="Calibri" w:hAnsi="Calibri"/>
+                <w:b w:val="0"/>
+                <w:i w:val="0"/>
+                <w:color w:val="C55A11"/>
+                <w:sz w:val="18"/>
+              </w:rPr>
+              <w:t xml:space="preserve">[ ]</w:t>
+            </w:r>
           </w:p>
         </w:tc>
         <w:tc>
           <w:tcPr>
             <w:shd w:val="clear" w:color="auto" w:fill="F7FAFC"/>
             <w:vAlign w:val="center"/>
-            <w:tcW w:type="dxa" w:w="510"/>
-          </w:tcPr>
-          <w:p>
-            <w:pPr>
-              <w:keepNext/>
-              <w:spacing w:before="20" w:after="20"/>
-              <w:jc w:val="center"/>
-            </w:pPr>
-            <w:r/>
+            <w:tcW w:type="dxa" w:w="1031"/>
+          </w:tcPr>
+          <w:p>
+            <w:pPr>
+              <w:keepNext/>
+              <w:spacing w:before="20" w:after="20"/>
+              <w:jc w:val="center"/>
+            </w:pPr>
+            <w:r/>
+            <w:r>
+              <w:rPr>
+                <w:rFonts w:ascii="Calibri" w:hAnsi="Calibri"/>
+                <w:b w:val="0"/>
+                <w:i w:val="0"/>
+                <w:color w:val="C55A11"/>
+                <w:sz w:val="18"/>
+              </w:rPr>
+              <w:t xml:space="preserve">[ ]</w:t>
+            </w:r>
           </w:p>
         </w:tc>
         <w:tc>
@@ -1498,66 +1763,91 @@
               <w:jc w:val="center"/>
             </w:pPr>
             <w:r/>
+            <w:r>
+              <w:rPr>
+                <w:rFonts w:ascii="Calibri" w:hAnsi="Calibri"/>
+                <w:b w:val="0"/>
+                <w:i w:val="0"/>
+                <w:color w:val="C55A11"/>
+                <w:sz w:val="18"/>
+              </w:rPr>
+              <w:t xml:space="preserve">[ ]</w:t>
+            </w:r>
           </w:p>
         </w:tc>
         <w:tc>
           <w:tcPr>
             <w:shd w:val="clear" w:color="auto" w:fill="F7FAFC"/>
             <w:vAlign w:val="center"/>
-            <w:tcW w:type="dxa" w:w="1031"/>
-          </w:tcPr>
-          <w:p>
-            <w:pPr>
-              <w:keepNext/>
-              <w:spacing w:before="20" w:after="20"/>
-              <w:jc w:val="center"/>
-            </w:pPr>
-            <w:r/>
+            <w:tcW w:type="dxa" w:w="1499"/>
+          </w:tcPr>
+          <w:p>
+            <w:pPr>
+              <w:keepNext/>
+              <w:spacing w:before="20" w:after="20"/>
+              <w:jc w:val="center"/>
+            </w:pPr>
+            <w:r/>
+            <w:r>
+              <w:rPr>
+                <w:rFonts w:ascii="Calibri" w:hAnsi="Calibri"/>
+                <w:b w:val="0"/>
+                <w:i w:val="0"/>
+                <w:color w:val="C55A11"/>
+                <w:sz w:val="18"/>
+              </w:rPr>
+              <w:t xml:space="preserve">[ ]</w:t>
+            </w:r>
           </w:p>
         </w:tc>
         <w:tc>
           <w:tcPr>
             <w:shd w:val="clear" w:color="auto" w:fill="F7FAFC"/>
             <w:vAlign w:val="center"/>
-            <w:tcW w:type="dxa" w:w="1387"/>
-          </w:tcPr>
-          <w:p>
-            <w:pPr>
-              <w:keepNext/>
-              <w:spacing w:before="20" w:after="20"/>
-              <w:jc w:val="center"/>
-            </w:pPr>
-            <w:r/>
+            <w:tcW w:type="dxa" w:w="733"/>
+          </w:tcPr>
+          <w:p>
+            <w:pPr>
+              <w:keepNext/>
+              <w:spacing w:before="20" w:after="20"/>
+              <w:jc w:val="center"/>
+            </w:pPr>
+            <w:r/>
+            <w:r>
+              <w:rPr>
+                <w:rFonts w:ascii="Calibri" w:hAnsi="Calibri"/>
+                <w:b w:val="0"/>
+                <w:i w:val="0"/>
+                <w:color w:val="C55A11"/>
+                <w:sz w:val="18"/>
+              </w:rPr>
+              <w:t xml:space="preserve">[ ]</w:t>
+            </w:r>
           </w:p>
         </w:tc>
         <w:tc>
           <w:tcPr>
             <w:shd w:val="clear" w:color="auto" w:fill="F7FAFC"/>
             <w:vAlign w:val="center"/>
-            <w:tcW w:type="dxa" w:w="733"/>
-          </w:tcPr>
-          <w:p>
-            <w:pPr>
-              <w:keepNext/>
-              <w:spacing w:before="20" w:after="20"/>
-              <w:jc w:val="center"/>
-            </w:pPr>
-            <w:r/>
-          </w:p>
-        </w:tc>
-        <w:tc>
-          <w:tcPr>
-            <w:shd w:val="clear" w:color="auto" w:fill="F7FAFC"/>
-            <w:vAlign w:val="center"/>
-            <w:tcW w:type="dxa" w:w="2520"/>
-          </w:tcPr>
-          <w:p>
-            <w:pPr>
-              <w:keepNext/>
-              <w:spacing w:before="20" w:after="20"/>
-              <w:jc w:val="center"/>
-            </w:pPr>
-            <w:r/>
+            <w:tcW w:type="dxa" w:w="2492"/>
+          </w:tcPr>
+          <w:p>
+            <w:pPr>
+              <w:keepNext/>
+              <w:spacing w:before="20" w:after="20"/>
+              <w:jc w:val="center"/>
+            </w:pPr>
+            <w:r/>
+            <w:r>
+              <w:rPr>
+                <w:rFonts w:ascii="Calibri" w:hAnsi="Calibri"/>
+                <w:b w:val="0"/>
+                <w:i w:val="0"/>
+                <w:color w:val="C55A11"/>
+                <w:sz w:val="18"/>
+              </w:rPr>
+              <w:t xml:space="preserve">[ ]</w:t>
+            </w:r>
           </w:p>
         </w:tc>
       </w:tr>
@@ -1567,6 +1857,7 @@
         </w:trPr>
         <w:tc>
           <w:tcPr>
+            <w:shd w:val="clear" w:color="auto" w:fill="F2F2F2"/>
             <w:vAlign w:val="center"/>
             <w:tcW w:type="dxa" w:w="634"/>
           </w:tcPr>
@@ -1577,48 +1868,88 @@
               <w:jc w:val="center"/>
             </w:pPr>
             <w:r/>
-          </w:p>
-        </w:tc>
-        <w:tc>
-          <w:tcPr>
-            <w:vAlign w:val="center"/>
-            <w:tcW w:type="dxa" w:w="2516"/>
-          </w:tcPr>
-          <w:p>
-            <w:pPr>
-              <w:keepNext/>
-              <w:spacing w:before="20" w:after="20"/>
-              <w:jc w:val="center"/>
-            </w:pPr>
-            <w:r/>
-          </w:p>
-        </w:tc>
-        <w:tc>
-          <w:tcPr>
-            <w:vAlign w:val="center"/>
-            <w:tcW w:type="dxa" w:w="2516"/>
-          </w:tcPr>
-          <w:p>
-            <w:pPr>
-              <w:keepNext/>
-              <w:spacing w:before="20" w:after="20"/>
-              <w:jc w:val="center"/>
-            </w:pPr>
-            <w:r/>
-          </w:p>
-        </w:tc>
-        <w:tc>
-          <w:tcPr>
-            <w:vAlign w:val="center"/>
-            <w:tcW w:type="dxa" w:w="2516"/>
-          </w:tcPr>
-          <w:p>
-            <w:pPr>
-              <w:keepNext/>
-              <w:spacing w:before="20" w:after="20"/>
-              <w:jc w:val="center"/>
-            </w:pPr>
-            <w:r/>
+            <w:r>
+              <w:rPr>
+                <w:rFonts w:ascii="Calibri" w:hAnsi="Calibri"/>
+                <w:b w:val="0"/>
+                <w:i w:val="0"/>
+                <w:color w:val="C55A11"/>
+                <w:sz w:val="18"/>
+              </w:rPr>
+              <w:t xml:space="preserve">[ ]</w:t>
+            </w:r>
+          </w:p>
+        </w:tc>
+        <w:tc>
+          <w:tcPr>
+            <w:vAlign w:val="center"/>
+            <w:tcW w:type="dxa" w:w="2489"/>
+          </w:tcPr>
+          <w:p>
+            <w:pPr>
+              <w:keepNext/>
+              <w:spacing w:before="20" w:after="20"/>
+              <w:jc w:val="center"/>
+            </w:pPr>
+            <w:r/>
+            <w:r>
+              <w:rPr>
+                <w:rFonts w:ascii="Calibri" w:hAnsi="Calibri"/>
+                <w:b w:val="0"/>
+                <w:i w:val="0"/>
+                <w:color w:val="C55A11"/>
+                <w:sz w:val="18"/>
+              </w:rPr>
+              <w:t xml:space="preserve">[ ]</w:t>
+            </w:r>
+          </w:p>
+        </w:tc>
+        <w:tc>
+          <w:tcPr>
+            <w:vAlign w:val="center"/>
+            <w:tcW w:type="dxa" w:w="2489"/>
+          </w:tcPr>
+          <w:p>
+            <w:pPr>
+              <w:keepNext/>
+              <w:spacing w:before="20" w:after="20"/>
+              <w:jc w:val="center"/>
+            </w:pPr>
+            <w:r/>
+            <w:r>
+              <w:rPr>
+                <w:rFonts w:ascii="Calibri" w:hAnsi="Calibri"/>
+                <w:b w:val="0"/>
+                <w:i w:val="0"/>
+                <w:color w:val="C55A11"/>
+                <w:sz w:val="18"/>
+              </w:rPr>
+              <w:t xml:space="preserve">[ ]</w:t>
+            </w:r>
+          </w:p>
+        </w:tc>
+        <w:tc>
+          <w:tcPr>
+            <w:vAlign w:val="center"/>
+            <w:tcW w:type="dxa" w:w="2489"/>
+          </w:tcPr>
+          <w:p>
+            <w:pPr>
+              <w:keepNext/>
+              <w:spacing w:before="20" w:after="20"/>
+              <w:jc w:val="center"/>
+            </w:pPr>
+            <w:r/>
+            <w:r>
+              <w:rPr>
+                <w:rFonts w:ascii="Calibri" w:hAnsi="Calibri"/>
+                <w:b w:val="0"/>
+                <w:i w:val="0"/>
+                <w:color w:val="C55A11"/>
+                <w:sz w:val="18"/>
+              </w:rPr>
+              <w:t xml:space="preserve">[ ]</w:t>
+            </w:r>
           </w:p>
         </w:tc>
         <w:tc>
@@ -1633,6 +1964,16 @@
               <w:jc w:val="center"/>
             </w:pPr>
             <w:r/>
+            <w:r>
+              <w:rPr>
+                <w:rFonts w:ascii="Calibri" w:hAnsi="Calibri"/>
+                <w:b w:val="0"/>
+                <w:i w:val="0"/>
+                <w:color w:val="C55A11"/>
+                <w:sz w:val="18"/>
+              </w:rPr>
+              <w:t xml:space="preserve">[ ]</w:t>
+            </w:r>
           </w:p>
         </w:tc>
         <w:tc>
@@ -1647,6 +1988,16 @@
               <w:jc w:val="center"/>
             </w:pPr>
             <w:r/>
+            <w:r>
+              <w:rPr>
+                <w:rFonts w:ascii="Calibri" w:hAnsi="Calibri"/>
+                <w:b w:val="0"/>
+                <w:i w:val="0"/>
+                <w:color w:val="C55A11"/>
+                <w:sz w:val="18"/>
+              </w:rPr>
+              <w:t xml:space="preserve">[ ]</w:t>
+            </w:r>
           </w:p>
         </w:tc>
         <w:tc>
@@ -1661,20 +2012,40 @@
               <w:jc w:val="center"/>
             </w:pPr>
             <w:r/>
-          </w:p>
-        </w:tc>
-        <w:tc>
-          <w:tcPr>
-            <w:vAlign w:val="center"/>
-            <w:tcW w:type="dxa" w:w="1387"/>
-          </w:tcPr>
-          <w:p>
-            <w:pPr>
-              <w:keepNext/>
-              <w:spacing w:before="20" w:after="20"/>
-              <w:jc w:val="center"/>
-            </w:pPr>
-            <w:r/>
+            <w:r>
+              <w:rPr>
+                <w:rFonts w:ascii="Calibri" w:hAnsi="Calibri"/>
+                <w:b w:val="0"/>
+                <w:i w:val="0"/>
+                <w:color w:val="C55A11"/>
+                <w:sz w:val="18"/>
+              </w:rPr>
+              <w:t xml:space="preserve">[ ]</w:t>
+            </w:r>
+          </w:p>
+        </w:tc>
+        <w:tc>
+          <w:tcPr>
+            <w:vAlign w:val="center"/>
+            <w:tcW w:type="dxa" w:w="1499"/>
+          </w:tcPr>
+          <w:p>
+            <w:pPr>
+              <w:keepNext/>
+              <w:spacing w:before="20" w:after="20"/>
+              <w:jc w:val="center"/>
+            </w:pPr>
+            <w:r/>
+            <w:r>
+              <w:rPr>
+                <w:rFonts w:ascii="Calibri" w:hAnsi="Calibri"/>
+                <w:b w:val="0"/>
+                <w:i w:val="0"/>
+                <w:color w:val="C55A11"/>
+                <w:sz w:val="18"/>
+              </w:rPr>
+              <w:t xml:space="preserve">[ ]</w:t>
+            </w:r>
           </w:p>
         </w:tc>
         <w:tc>
@@ -1689,20 +2060,40 @@
               <w:jc w:val="center"/>
             </w:pPr>
             <w:r/>
-          </w:p>
-        </w:tc>
-        <w:tc>
-          <w:tcPr>
-            <w:vAlign w:val="center"/>
-            <w:tcW w:type="dxa" w:w="2520"/>
-          </w:tcPr>
-          <w:p>
-            <w:pPr>
-              <w:keepNext/>
-              <w:spacing w:before="20" w:after="20"/>
-              <w:jc w:val="center"/>
-            </w:pPr>
-            <w:r/>
+            <w:r>
+              <w:rPr>
+                <w:rFonts w:ascii="Calibri" w:hAnsi="Calibri"/>
+                <w:b w:val="0"/>
+                <w:i w:val="0"/>
+                <w:color w:val="C55A11"/>
+                <w:sz w:val="18"/>
+              </w:rPr>
+              <w:t xml:space="preserve">[ ]</w:t>
+            </w:r>
+          </w:p>
+        </w:tc>
+        <w:tc>
+          <w:tcPr>
+            <w:vAlign w:val="center"/>
+            <w:tcW w:type="dxa" w:w="2492"/>
+          </w:tcPr>
+          <w:p>
+            <w:pPr>
+              <w:keepNext/>
+              <w:spacing w:before="20" w:after="20"/>
+              <w:jc w:val="center"/>
+            </w:pPr>
+            <w:r/>
+            <w:r>
+              <w:rPr>
+                <w:rFonts w:ascii="Calibri" w:hAnsi="Calibri"/>
+                <w:b w:val="0"/>
+                <w:i w:val="0"/>
+                <w:color w:val="C55A11"/>
+                <w:sz w:val="18"/>
+              </w:rPr>
+              <w:t xml:space="preserve">[ ]</w:t>
+            </w:r>
           </w:p>
         </w:tc>
       </w:tr>
@@ -1712,72 +2103,146 @@
         </w:trPr>
         <w:tc>
           <w:tcPr>
+            <w:shd w:val="clear" w:color="auto" w:fill="F2F2F2"/>
+            <w:vAlign w:val="center"/>
+            <w:tcW w:type="dxa" w:w="634"/>
+          </w:tcPr>
+          <w:p>
+            <w:pPr>
+              <w:spacing w:before="20" w:after="20"/>
+              <w:jc w:val="center"/>
+            </w:pPr>
+            <w:r/>
+            <w:r>
+              <w:rPr>
+                <w:rFonts w:ascii="Calibri" w:hAnsi="Calibri"/>
+                <w:b w:val="0"/>
+                <w:i w:val="0"/>
+                <w:color w:val="C55A11"/>
+                <w:sz w:val="18"/>
+              </w:rPr>
+              <w:t xml:space="preserve">[ ]</w:t>
+            </w:r>
+          </w:p>
+        </w:tc>
+        <w:tc>
+          <w:tcPr>
             <w:shd w:val="clear" w:color="auto" w:fill="F7FAFC"/>
             <w:vAlign w:val="center"/>
-            <w:tcW w:type="dxa" w:w="634"/>
-          </w:tcPr>
-          <w:p>
-            <w:pPr>
-              <w:spacing w:before="20" w:after="20"/>
-              <w:jc w:val="center"/>
-            </w:pPr>
-            <w:r/>
+            <w:tcW w:type="dxa" w:w="2489"/>
+          </w:tcPr>
+          <w:p>
+            <w:pPr>
+              <w:spacing w:before="20" w:after="20"/>
+              <w:jc w:val="center"/>
+            </w:pPr>
+            <w:r/>
+            <w:r>
+              <w:rPr>
+                <w:rFonts w:ascii="Calibri" w:hAnsi="Calibri"/>
+                <w:b w:val="0"/>
+                <w:i w:val="0"/>
+                <w:color w:val="C55A11"/>
+                <w:sz w:val="18"/>
+              </w:rPr>
+              <w:t xml:space="preserve">[ ]</w:t>
+            </w:r>
           </w:p>
         </w:tc>
         <w:tc>
           <w:tcPr>
             <w:shd w:val="clear" w:color="auto" w:fill="F7FAFC"/>
             <w:vAlign w:val="center"/>
-            <w:tcW w:type="dxa" w:w="2516"/>
-          </w:tcPr>
-          <w:p>
-            <w:pPr>
-              <w:spacing w:before="20" w:after="20"/>
-              <w:jc w:val="center"/>
-            </w:pPr>
-            <w:r/>
+            <w:tcW w:type="dxa" w:w="2489"/>
+          </w:tcPr>
+          <w:p>
+            <w:pPr>
+              <w:spacing w:before="20" w:after="20"/>
+              <w:jc w:val="center"/>
+            </w:pPr>
+            <w:r/>
+            <w:r>
+              <w:rPr>
+                <w:rFonts w:ascii="Calibri" w:hAnsi="Calibri"/>
+                <w:b w:val="0"/>
+                <w:i w:val="0"/>
+                <w:color w:val="C55A11"/>
+                <w:sz w:val="18"/>
+              </w:rPr>
+              <w:t xml:space="preserve">[ ]</w:t>
+            </w:r>
           </w:p>
         </w:tc>
         <w:tc>
           <w:tcPr>
             <w:shd w:val="clear" w:color="auto" w:fill="F7FAFC"/>
             <w:vAlign w:val="center"/>
-            <w:tcW w:type="dxa" w:w="2516"/>
-          </w:tcPr>
-          <w:p>
-            <w:pPr>
-              <w:spacing w:before="20" w:after="20"/>
-              <w:jc w:val="center"/>
-            </w:pPr>
-            <w:r/>
+            <w:tcW w:type="dxa" w:w="2489"/>
+          </w:tcPr>
+          <w:p>
+            <w:pPr>
+              <w:spacing w:before="20" w:after="20"/>
+              <w:jc w:val="center"/>
+            </w:pPr>
+            <w:r/>
+            <w:r>
+              <w:rPr>
+                <w:rFonts w:ascii="Calibri" w:hAnsi="Calibri"/>
+                <w:b w:val="0"/>
+                <w:i w:val="0"/>
+                <w:color w:val="C55A11"/>
+                <w:sz w:val="18"/>
+              </w:rPr>
+              <w:t xml:space="preserve">[ ]</w:t>
+            </w:r>
           </w:p>
         </w:tc>
         <w:tc>
           <w:tcPr>
             <w:shd w:val="clear" w:color="auto" w:fill="F7FAFC"/>
             <w:vAlign w:val="center"/>
-            <w:tcW w:type="dxa" w:w="2516"/>
-          </w:tcPr>
-          <w:p>
-            <w:pPr>
-              <w:spacing w:before="20" w:after="20"/>
-              <w:jc w:val="center"/>
-            </w:pPr>
-            <w:r/>
+            <w:tcW w:type="dxa" w:w="510"/>
+          </w:tcPr>
+          <w:p>
+            <w:pPr>
+              <w:spacing w:before="20" w:after="20"/>
+              <w:jc w:val="center"/>
+            </w:pPr>
+            <w:r/>
+            <w:r>
+              <w:rPr>
+                <w:rFonts w:ascii="Calibri" w:hAnsi="Calibri"/>
+                <w:b w:val="0"/>
+                <w:i w:val="0"/>
+                <w:color w:val="C55A11"/>
+                <w:sz w:val="18"/>
+              </w:rPr>
+              <w:t xml:space="preserve">[ ]</w:t>
+            </w:r>
           </w:p>
         </w:tc>
         <w:tc>
           <w:tcPr>
             <w:shd w:val="clear" w:color="auto" w:fill="F7FAFC"/>
             <w:vAlign w:val="center"/>
-            <w:tcW w:type="dxa" w:w="510"/>
-          </w:tcPr>
-          <w:p>
-            <w:pPr>
-              <w:spacing w:before="20" w:after="20"/>
-              <w:jc w:val="center"/>
-            </w:pPr>
-            <w:r/>
+            <w:tcW w:type="dxa" w:w="1031"/>
+          </w:tcPr>
+          <w:p>
+            <w:pPr>
+              <w:spacing w:before="20" w:after="20"/>
+              <w:jc w:val="center"/>
+            </w:pPr>
+            <w:r/>
+            <w:r>
+              <w:rPr>
+                <w:rFonts w:ascii="Calibri" w:hAnsi="Calibri"/>
+                <w:b w:val="0"/>
+                <w:i w:val="0"/>
+                <w:color w:val="C55A11"/>
+                <w:sz w:val="18"/>
+              </w:rPr>
+              <w:t xml:space="preserve">[ ]</w:t>
+            </w:r>
           </w:p>
         </w:tc>
         <w:tc>
@@ -1792,62 +2257,88 @@
               <w:jc w:val="center"/>
             </w:pPr>
             <w:r/>
+            <w:r>
+              <w:rPr>
+                <w:rFonts w:ascii="Calibri" w:hAnsi="Calibri"/>
+                <w:b w:val="0"/>
+                <w:i w:val="0"/>
+                <w:color w:val="C55A11"/>
+                <w:sz w:val="18"/>
+              </w:rPr>
+              <w:t xml:space="preserve">[ ]</w:t>
+            </w:r>
           </w:p>
         </w:tc>
         <w:tc>
           <w:tcPr>
             <w:shd w:val="clear" w:color="auto" w:fill="F7FAFC"/>
             <w:vAlign w:val="center"/>
-            <w:tcW w:type="dxa" w:w="1031"/>
-          </w:tcPr>
-          <w:p>
-            <w:pPr>
-              <w:spacing w:before="20" w:after="20"/>
-              <w:jc w:val="center"/>
-            </w:pPr>
-            <w:r/>
+            <w:tcW w:type="dxa" w:w="1499"/>
+          </w:tcPr>
+          <w:p>
+            <w:pPr>
+              <w:spacing w:before="20" w:after="20"/>
+              <w:jc w:val="center"/>
+            </w:pPr>
+            <w:r/>
+            <w:r>
+              <w:rPr>
+                <w:rFonts w:ascii="Calibri" w:hAnsi="Calibri"/>
+                <w:b w:val="0"/>
+                <w:i w:val="0"/>
+                <w:color w:val="C55A11"/>
+                <w:sz w:val="18"/>
+              </w:rPr>
+              <w:t xml:space="preserve">[ ]</w:t>
+            </w:r>
           </w:p>
         </w:tc>
         <w:tc>
           <w:tcPr>
             <w:shd w:val="clear" w:color="auto" w:fill="F7FAFC"/>
             <w:vAlign w:val="center"/>
-            <w:tcW w:type="dxa" w:w="1387"/>
-          </w:tcPr>
-          <w:p>
-            <w:pPr>
-              <w:spacing w:before="20" w:after="20"/>
-              <w:jc w:val="center"/>
-            </w:pPr>
-            <w:r/>
+            <w:tcW w:type="dxa" w:w="733"/>
+          </w:tcPr>
+          <w:p>
+            <w:pPr>
+              <w:spacing w:before="20" w:after="20"/>
+              <w:jc w:val="center"/>
+            </w:pPr>
+            <w:r/>
+            <w:r>
+              <w:rPr>
+                <w:rFonts w:ascii="Calibri" w:hAnsi="Calibri"/>
+                <w:b w:val="0"/>
+                <w:i w:val="0"/>
+                <w:color w:val="C55A11"/>
+                <w:sz w:val="18"/>
+              </w:rPr>
+              <w:t xml:space="preserve">[ ]</w:t>
+            </w:r>
           </w:p>
         </w:tc>
         <w:tc>
           <w:tcPr>
             <w:shd w:val="clear" w:color="auto" w:fill="F7FAFC"/>
             <w:vAlign w:val="center"/>
-            <w:tcW w:type="dxa" w:w="733"/>
-          </w:tcPr>
-          <w:p>
-            <w:pPr>
-              <w:spacing w:before="20" w:after="20"/>
-              <w:jc w:val="center"/>
-            </w:pPr>
-            <w:r/>
-          </w:p>
-        </w:tc>
-        <w:tc>
-          <w:tcPr>
-            <w:shd w:val="clear" w:color="auto" w:fill="F7FAFC"/>
-            <w:vAlign w:val="center"/>
-            <w:tcW w:type="dxa" w:w="2520"/>
-          </w:tcPr>
-          <w:p>
-            <w:pPr>
-              <w:spacing w:before="20" w:after="20"/>
-              <w:jc w:val="center"/>
-            </w:pPr>
-            <w:r/>
+            <w:tcW w:type="dxa" w:w="2492"/>
+          </w:tcPr>
+          <w:p>
+            <w:pPr>
+              <w:spacing w:before="20" w:after="20"/>
+              <w:jc w:val="center"/>
+            </w:pPr>
+            <w:r/>
+            <w:r>
+              <w:rPr>
+                <w:rFonts w:ascii="Calibri" w:hAnsi="Calibri"/>
+                <w:b w:val="0"/>
+                <w:i w:val="0"/>
+                <w:color w:val="C55A11"/>
+                <w:sz w:val="18"/>
+              </w:rPr>
+              <w:t xml:space="preserve">[ ]</w:t>
+            </w:r>
           </w:p>
         </w:tc>
       </w:tr>
@@ -2400,6 +2891,7 @@
         </w:trPr>
         <w:tc>
           <w:tcPr>
+            <w:shd w:val="clear" w:color="auto" w:fill="F2F2F2"/>
             <w:vAlign w:val="center"/>
             <w:tcW w:type="dxa" w:w="990"/>
           </w:tcPr>
@@ -2410,6 +2902,16 @@
               <w:jc w:val="center"/>
             </w:pPr>
             <w:r/>
+            <w:r>
+              <w:rPr>
+                <w:rFonts w:ascii="Calibri" w:hAnsi="Calibri"/>
+                <w:b w:val="0"/>
+                <w:i w:val="0"/>
+                <w:color w:val="C55A11"/>
+                <w:sz w:val="18"/>
+              </w:rPr>
+              <w:t xml:space="preserve">[ ]</w:t>
+            </w:r>
           </w:p>
         </w:tc>
         <w:tc>
@@ -2424,6 +2926,16 @@
               <w:jc w:val="center"/>
             </w:pPr>
             <w:r/>
+            <w:r>
+              <w:rPr>
+                <w:rFonts w:ascii="Calibri" w:hAnsi="Calibri"/>
+                <w:b w:val="0"/>
+                <w:i w:val="0"/>
+                <w:color w:val="C55A11"/>
+                <w:sz w:val="18"/>
+              </w:rPr>
+              <w:t xml:space="preserve">[ ]</w:t>
+            </w:r>
           </w:p>
         </w:tc>
         <w:tc>
@@ -2438,6 +2950,16 @@
               <w:jc w:val="center"/>
             </w:pPr>
             <w:r/>
+            <w:r>
+              <w:rPr>
+                <w:rFonts w:ascii="Calibri" w:hAnsi="Calibri"/>
+                <w:b w:val="0"/>
+                <w:i w:val="0"/>
+                <w:color w:val="C55A11"/>
+                <w:sz w:val="18"/>
+              </w:rPr>
+              <w:t xml:space="preserve">[ ]</w:t>
+            </w:r>
           </w:p>
         </w:tc>
         <w:tc>
@@ -2452,6 +2974,16 @@
               <w:jc w:val="center"/>
             </w:pPr>
             <w:r/>
+            <w:r>
+              <w:rPr>
+                <w:rFonts w:ascii="Calibri" w:hAnsi="Calibri"/>
+                <w:b w:val="0"/>
+                <w:i w:val="0"/>
+                <w:color w:val="C55A11"/>
+                <w:sz w:val="18"/>
+              </w:rPr>
+              <w:t xml:space="preserve">[ ]</w:t>
+            </w:r>
           </w:p>
         </w:tc>
         <w:tc>
@@ -2466,6 +2998,16 @@
               <w:jc w:val="center"/>
             </w:pPr>
             <w:r/>
+            <w:r>
+              <w:rPr>
+                <w:rFonts w:ascii="Calibri" w:hAnsi="Calibri"/>
+                <w:b w:val="0"/>
+                <w:i w:val="0"/>
+                <w:color w:val="C55A11"/>
+                <w:sz w:val="18"/>
+              </w:rPr>
+              <w:t xml:space="preserve">[ ]</w:t>
+            </w:r>
           </w:p>
         </w:tc>
         <w:tc>
@@ -2480,6 +3022,16 @@
               <w:jc w:val="center"/>
             </w:pPr>
             <w:r/>
+            <w:r>
+              <w:rPr>
+                <w:rFonts w:ascii="Calibri" w:hAnsi="Calibri"/>
+                <w:b w:val="0"/>
+                <w:i w:val="0"/>
+                <w:color w:val="C55A11"/>
+                <w:sz w:val="18"/>
+              </w:rPr>
+              <w:t xml:space="preserve">[ ]</w:t>
+            </w:r>
           </w:p>
         </w:tc>
         <w:tc>
@@ -2494,6 +3046,16 @@
               <w:jc w:val="center"/>
             </w:pPr>
             <w:r/>
+            <w:r>
+              <w:rPr>
+                <w:rFonts w:ascii="Calibri" w:hAnsi="Calibri"/>
+                <w:b w:val="0"/>
+                <w:i w:val="0"/>
+                <w:color w:val="C55A11"/>
+                <w:sz w:val="18"/>
+              </w:rPr>
+              <w:t xml:space="preserve">[ ]</w:t>
+            </w:r>
           </w:p>
         </w:tc>
         <w:tc>
@@ -2508,6 +3070,16 @@
               <w:jc w:val="center"/>
             </w:pPr>
             <w:r/>
+            <w:r>
+              <w:rPr>
+                <w:rFonts w:ascii="Calibri" w:hAnsi="Calibri"/>
+                <w:b w:val="0"/>
+                <w:i w:val="0"/>
+                <w:color w:val="C55A11"/>
+                <w:sz w:val="18"/>
+              </w:rPr>
+              <w:t xml:space="preserve">[ ]</w:t>
+            </w:r>
           </w:p>
         </w:tc>
         <w:tc>
@@ -2522,6 +3094,16 @@
               <w:jc w:val="center"/>
             </w:pPr>
             <w:r/>
+            <w:r>
+              <w:rPr>
+                <w:rFonts w:ascii="Calibri" w:hAnsi="Calibri"/>
+                <w:b w:val="0"/>
+                <w:i w:val="0"/>
+                <w:color w:val="C55A11"/>
+                <w:sz w:val="18"/>
+              </w:rPr>
+              <w:t xml:space="preserve">[ ]</w:t>
+            </w:r>
           </w:p>
         </w:tc>
         <w:tc>
@@ -2536,6 +3118,16 @@
               <w:jc w:val="center"/>
             </w:pPr>
             <w:r/>
+            <w:r>
+              <w:rPr>
+                <w:rFonts w:ascii="Calibri" w:hAnsi="Calibri"/>
+                <w:b w:val="0"/>
+                <w:i w:val="0"/>
+                <w:color w:val="C55A11"/>
+                <w:sz w:val="18"/>
+              </w:rPr>
+              <w:t xml:space="preserve">[ ]</w:t>
+            </w:r>
           </w:p>
         </w:tc>
       </w:tr>
@@ -2545,143 +3137,233 @@
         </w:trPr>
         <w:tc>
           <w:tcPr>
+            <w:shd w:val="clear" w:color="auto" w:fill="F2F2F2"/>
+            <w:vAlign w:val="center"/>
+            <w:tcW w:type="dxa" w:w="990"/>
+          </w:tcPr>
+          <w:p>
+            <w:pPr>
+              <w:keepNext/>
+              <w:spacing w:before="20" w:after="20"/>
+              <w:jc w:val="center"/>
+            </w:pPr>
+            <w:r/>
+            <w:r>
+              <w:rPr>
+                <w:rFonts w:ascii="Calibri" w:hAnsi="Calibri"/>
+                <w:b w:val="0"/>
+                <w:i w:val="0"/>
+                <w:color w:val="C55A11"/>
+                <w:sz w:val="18"/>
+              </w:rPr>
+              <w:t xml:space="preserve">[ ]</w:t>
+            </w:r>
+          </w:p>
+        </w:tc>
+        <w:tc>
+          <w:tcPr>
             <w:shd w:val="clear" w:color="auto" w:fill="F7FAFC"/>
             <w:vAlign w:val="center"/>
-            <w:tcW w:type="dxa" w:w="990"/>
-          </w:tcPr>
-          <w:p>
-            <w:pPr>
-              <w:keepNext/>
-              <w:spacing w:before="20" w:after="20"/>
-              <w:jc w:val="center"/>
-            </w:pPr>
-            <w:r/>
+            <w:tcW w:type="dxa" w:w="1485"/>
+          </w:tcPr>
+          <w:p>
+            <w:pPr>
+              <w:keepNext/>
+              <w:spacing w:before="20" w:after="20"/>
+              <w:jc w:val="center"/>
+            </w:pPr>
+            <w:r/>
+            <w:r>
+              <w:rPr>
+                <w:rFonts w:ascii="Calibri" w:hAnsi="Calibri"/>
+                <w:b w:val="0"/>
+                <w:i w:val="0"/>
+                <w:color w:val="C55A11"/>
+                <w:sz w:val="18"/>
+              </w:rPr>
+              <w:t xml:space="preserve">[ ]</w:t>
+            </w:r>
           </w:p>
         </w:tc>
         <w:tc>
           <w:tcPr>
             <w:shd w:val="clear" w:color="auto" w:fill="F7FAFC"/>
             <w:vAlign w:val="center"/>
-            <w:tcW w:type="dxa" w:w="1485"/>
-          </w:tcPr>
-          <w:p>
-            <w:pPr>
-              <w:keepNext/>
-              <w:spacing w:before="20" w:after="20"/>
-              <w:jc w:val="center"/>
-            </w:pPr>
-            <w:r/>
+            <w:tcW w:type="dxa" w:w="1946"/>
+          </w:tcPr>
+          <w:p>
+            <w:pPr>
+              <w:keepNext/>
+              <w:spacing w:before="20" w:after="20"/>
+              <w:jc w:val="center"/>
+            </w:pPr>
+            <w:r/>
+            <w:r>
+              <w:rPr>
+                <w:rFonts w:ascii="Calibri" w:hAnsi="Calibri"/>
+                <w:b w:val="0"/>
+                <w:i w:val="0"/>
+                <w:color w:val="C55A11"/>
+                <w:sz w:val="18"/>
+              </w:rPr>
+              <w:t xml:space="preserve">[ ]</w:t>
+            </w:r>
           </w:p>
         </w:tc>
         <w:tc>
           <w:tcPr>
             <w:shd w:val="clear" w:color="auto" w:fill="F7FAFC"/>
             <w:vAlign w:val="center"/>
-            <w:tcW w:type="dxa" w:w="1946"/>
-          </w:tcPr>
-          <w:p>
-            <w:pPr>
-              <w:keepNext/>
-              <w:spacing w:before="20" w:after="20"/>
-              <w:jc w:val="center"/>
-            </w:pPr>
-            <w:r/>
+            <w:tcW w:type="dxa" w:w="984"/>
+          </w:tcPr>
+          <w:p>
+            <w:pPr>
+              <w:keepNext/>
+              <w:spacing w:before="20" w:after="20"/>
+              <w:jc w:val="center"/>
+            </w:pPr>
+            <w:r/>
+            <w:r>
+              <w:rPr>
+                <w:rFonts w:ascii="Calibri" w:hAnsi="Calibri"/>
+                <w:b w:val="0"/>
+                <w:i w:val="0"/>
+                <w:color w:val="C55A11"/>
+                <w:sz w:val="18"/>
+              </w:rPr>
+              <w:t xml:space="preserve">[ ]</w:t>
+            </w:r>
           </w:p>
         </w:tc>
         <w:tc>
           <w:tcPr>
             <w:shd w:val="clear" w:color="auto" w:fill="F7FAFC"/>
             <w:vAlign w:val="center"/>
-            <w:tcW w:type="dxa" w:w="984"/>
-          </w:tcPr>
-          <w:p>
-            <w:pPr>
-              <w:keepNext/>
-              <w:spacing w:before="20" w:after="20"/>
-              <w:jc w:val="center"/>
-            </w:pPr>
-            <w:r/>
+            <w:tcW w:type="dxa" w:w="1114"/>
+          </w:tcPr>
+          <w:p>
+            <w:pPr>
+              <w:keepNext/>
+              <w:spacing w:before="20" w:after="20"/>
+              <w:jc w:val="center"/>
+            </w:pPr>
+            <w:r/>
+            <w:r>
+              <w:rPr>
+                <w:rFonts w:ascii="Calibri" w:hAnsi="Calibri"/>
+                <w:b w:val="0"/>
+                <w:i w:val="0"/>
+                <w:color w:val="C55A11"/>
+                <w:sz w:val="18"/>
+              </w:rPr>
+              <w:t xml:space="preserve">[ ]</w:t>
+            </w:r>
           </w:p>
         </w:tc>
         <w:tc>
           <w:tcPr>
             <w:shd w:val="clear" w:color="auto" w:fill="F7FAFC"/>
             <w:vAlign w:val="center"/>
-            <w:tcW w:type="dxa" w:w="1114"/>
-          </w:tcPr>
-          <w:p>
-            <w:pPr>
-              <w:keepNext/>
-              <w:spacing w:before="20" w:after="20"/>
-              <w:jc w:val="center"/>
-            </w:pPr>
-            <w:r/>
+            <w:tcW w:type="dxa" w:w="2109"/>
+          </w:tcPr>
+          <w:p>
+            <w:pPr>
+              <w:keepNext/>
+              <w:spacing w:before="20" w:after="20"/>
+              <w:jc w:val="center"/>
+            </w:pPr>
+            <w:r/>
+            <w:r>
+              <w:rPr>
+                <w:rFonts w:ascii="Calibri" w:hAnsi="Calibri"/>
+                <w:b w:val="0"/>
+                <w:i w:val="0"/>
+                <w:color w:val="C55A11"/>
+                <w:sz w:val="18"/>
+              </w:rPr>
+              <w:t xml:space="preserve">[ ]</w:t>
+            </w:r>
           </w:p>
         </w:tc>
         <w:tc>
           <w:tcPr>
             <w:shd w:val="clear" w:color="auto" w:fill="F7FAFC"/>
             <w:vAlign w:val="center"/>
-            <w:tcW w:type="dxa" w:w="2109"/>
-          </w:tcPr>
-          <w:p>
-            <w:pPr>
-              <w:keepNext/>
-              <w:spacing w:before="20" w:after="20"/>
-              <w:jc w:val="center"/>
-            </w:pPr>
-            <w:r/>
+            <w:tcW w:type="dxa" w:w="2248"/>
+          </w:tcPr>
+          <w:p>
+            <w:pPr>
+              <w:keepNext/>
+              <w:spacing w:before="20" w:after="20"/>
+              <w:jc w:val="center"/>
+            </w:pPr>
+            <w:r/>
+            <w:r>
+              <w:rPr>
+                <w:rFonts w:ascii="Calibri" w:hAnsi="Calibri"/>
+                <w:b w:val="0"/>
+                <w:i w:val="0"/>
+                <w:color w:val="C55A11"/>
+                <w:sz w:val="18"/>
+              </w:rPr>
+              <w:t xml:space="preserve">[ ]</w:t>
+            </w:r>
           </w:p>
         </w:tc>
         <w:tc>
           <w:tcPr>
             <w:shd w:val="clear" w:color="auto" w:fill="F7FAFC"/>
             <w:vAlign w:val="center"/>
-            <w:tcW w:type="dxa" w:w="2248"/>
-          </w:tcPr>
-          <w:p>
-            <w:pPr>
-              <w:keepNext/>
-              <w:spacing w:before="20" w:after="20"/>
-              <w:jc w:val="center"/>
-            </w:pPr>
-            <w:r/>
+            <w:tcW w:type="dxa" w:w="1175"/>
+          </w:tcPr>
+          <w:p>
+            <w:pPr>
+              <w:keepNext/>
+              <w:spacing w:before="20" w:after="20"/>
+              <w:jc w:val="center"/>
+            </w:pPr>
+            <w:r/>
+            <w:r>
+              <w:rPr>
+                <w:rFonts w:ascii="Calibri" w:hAnsi="Calibri"/>
+                <w:b w:val="0"/>
+                <w:i w:val="0"/>
+                <w:color w:val="C55A11"/>
+                <w:sz w:val="18"/>
+              </w:rPr>
+              <w:t xml:space="preserve">[ ]</w:t>
+            </w:r>
           </w:p>
         </w:tc>
         <w:tc>
           <w:tcPr>
             <w:shd w:val="clear" w:color="auto" w:fill="F7FAFC"/>
             <w:vAlign w:val="center"/>
-            <w:tcW w:type="dxa" w:w="1175"/>
-          </w:tcPr>
-          <w:p>
-            <w:pPr>
-              <w:keepNext/>
-              <w:spacing w:before="20" w:after="20"/>
-              <w:jc w:val="center"/>
-            </w:pPr>
-            <w:r/>
+            <w:tcW w:type="dxa" w:w="1299"/>
+          </w:tcPr>
+          <w:p>
+            <w:pPr>
+              <w:keepNext/>
+              <w:spacing w:before="20" w:after="20"/>
+              <w:jc w:val="center"/>
+            </w:pPr>
+            <w:r/>
+            <w:r>
+              <w:rPr>
+                <w:rFonts w:ascii="Calibri" w:hAnsi="Calibri"/>
+                <w:b w:val="0"/>
+                <w:i w:val="0"/>
+                <w:color w:val="C55A11"/>
+                <w:sz w:val="18"/>
+              </w:rPr>
+              <w:t xml:space="preserve">[ ]</w:t>
+            </w:r>
           </w:p>
         </w:tc>
         <w:tc>
           <w:tcPr>
             <w:shd w:val="clear" w:color="auto" w:fill="F7FAFC"/>
             <w:vAlign w:val="center"/>
-            <w:tcW w:type="dxa" w:w="1299"/>
-          </w:tcPr>
-          <w:p>
-            <w:pPr>
-              <w:keepNext/>
-              <w:spacing w:before="20" w:after="20"/>
-              <w:jc w:val="center"/>
-            </w:pPr>
-            <w:r/>
-          </w:p>
-        </w:tc>
-        <w:tc>
-          <w:tcPr>
-            <w:shd w:val="clear" w:color="auto" w:fill="F7FAFC"/>
-            <w:vAlign w:val="center"/>
             <w:tcW w:type="dxa" w:w="2044"/>
           </w:tcPr>
           <w:p>
@@ -2691,6 +3373,16 @@
               <w:jc w:val="center"/>
             </w:pPr>
             <w:r/>
+            <w:r>
+              <w:rPr>
+                <w:rFonts w:ascii="Calibri" w:hAnsi="Calibri"/>
+                <w:b w:val="0"/>
+                <w:i w:val="0"/>
+                <w:color w:val="C55A11"/>
+                <w:sz w:val="18"/>
+              </w:rPr>
+              <w:t xml:space="preserve">[ ]</w:t>
+            </w:r>
           </w:p>
         </w:tc>
       </w:tr>
@@ -2700,6 +3392,7 @@
         </w:trPr>
         <w:tc>
           <w:tcPr>
+            <w:shd w:val="clear" w:color="auto" w:fill="F2F2F2"/>
             <w:vAlign w:val="center"/>
             <w:tcW w:type="dxa" w:w="990"/>
           </w:tcPr>
@@ -2710,6 +3403,16 @@
               <w:jc w:val="center"/>
             </w:pPr>
             <w:r/>
+            <w:r>
+              <w:rPr>
+                <w:rFonts w:ascii="Calibri" w:hAnsi="Calibri"/>
+                <w:b w:val="0"/>
+                <w:i w:val="0"/>
+                <w:color w:val="C55A11"/>
+                <w:sz w:val="18"/>
+              </w:rPr>
+              <w:t xml:space="preserve">[ ]</w:t>
+            </w:r>
           </w:p>
         </w:tc>
         <w:tc>
@@ -2724,6 +3427,16 @@
               <w:jc w:val="center"/>
             </w:pPr>
             <w:r/>
+            <w:r>
+              <w:rPr>
+                <w:rFonts w:ascii="Calibri" w:hAnsi="Calibri"/>
+                <w:b w:val="0"/>
+                <w:i w:val="0"/>
+                <w:color w:val="C55A11"/>
+                <w:sz w:val="18"/>
+              </w:rPr>
+              <w:t xml:space="preserve">[ ]</w:t>
+            </w:r>
           </w:p>
         </w:tc>
         <w:tc>
@@ -2738,6 +3451,16 @@
               <w:jc w:val="center"/>
             </w:pPr>
             <w:r/>
+            <w:r>
+              <w:rPr>
+                <w:rFonts w:ascii="Calibri" w:hAnsi="Calibri"/>
+                <w:b w:val="0"/>
+                <w:i w:val="0"/>
+                <w:color w:val="C55A11"/>
+                <w:sz w:val="18"/>
+              </w:rPr>
+              <w:t xml:space="preserve">[ ]</w:t>
+            </w:r>
           </w:p>
         </w:tc>
         <w:tc>
@@ -2752,6 +3475,16 @@
               <w:jc w:val="center"/>
             </w:pPr>
             <w:r/>
+            <w:r>
+              <w:rPr>
+                <w:rFonts w:ascii="Calibri" w:hAnsi="Calibri"/>
+                <w:b w:val="0"/>
+                <w:i w:val="0"/>
+                <w:color w:val="C55A11"/>
+                <w:sz w:val="18"/>
+              </w:rPr>
+              <w:t xml:space="preserve">[ ]</w:t>
+            </w:r>
           </w:p>
         </w:tc>
         <w:tc>
@@ -2766,6 +3499,16 @@
               <w:jc w:val="center"/>
             </w:pPr>
             <w:r/>
+            <w:r>
+              <w:rPr>
+                <w:rFonts w:ascii="Calibri" w:hAnsi="Calibri"/>
+                <w:b w:val="0"/>
+                <w:i w:val="0"/>
+                <w:color w:val="C55A11"/>
+                <w:sz w:val="18"/>
+              </w:rPr>
+              <w:t xml:space="preserve">[ ]</w:t>
+            </w:r>
           </w:p>
         </w:tc>
         <w:tc>
@@ -2780,6 +3523,16 @@
               <w:jc w:val="center"/>
             </w:pPr>
             <w:r/>
+            <w:r>
+              <w:rPr>
+                <w:rFonts w:ascii="Calibri" w:hAnsi="Calibri"/>
+                <w:b w:val="0"/>
+                <w:i w:val="0"/>
+                <w:color w:val="C55A11"/>
+                <w:sz w:val="18"/>
+              </w:rPr>
+              <w:t xml:space="preserve">[ ]</w:t>
+            </w:r>
           </w:p>
         </w:tc>
         <w:tc>
@@ -2794,6 +3547,16 @@
               <w:jc w:val="center"/>
             </w:pPr>
             <w:r/>
+            <w:r>
+              <w:rPr>
+                <w:rFonts w:ascii="Calibri" w:hAnsi="Calibri"/>
+                <w:b w:val="0"/>
+                <w:i w:val="0"/>
+                <w:color w:val="C55A11"/>
+                <w:sz w:val="18"/>
+              </w:rPr>
+              <w:t xml:space="preserve">[ ]</w:t>
+            </w:r>
           </w:p>
         </w:tc>
         <w:tc>
@@ -2808,6 +3571,16 @@
               <w:jc w:val="center"/>
             </w:pPr>
             <w:r/>
+            <w:r>
+              <w:rPr>
+                <w:rFonts w:ascii="Calibri" w:hAnsi="Calibri"/>
+                <w:b w:val="0"/>
+                <w:i w:val="0"/>
+                <w:color w:val="C55A11"/>
+                <w:sz w:val="18"/>
+              </w:rPr>
+              <w:t xml:space="preserve">[ ]</w:t>
+            </w:r>
           </w:p>
         </w:tc>
         <w:tc>
@@ -2822,6 +3595,16 @@
               <w:jc w:val="center"/>
             </w:pPr>
             <w:r/>
+            <w:r>
+              <w:rPr>
+                <w:rFonts w:ascii="Calibri" w:hAnsi="Calibri"/>
+                <w:b w:val="0"/>
+                <w:i w:val="0"/>
+                <w:color w:val="C55A11"/>
+                <w:sz w:val="18"/>
+              </w:rPr>
+              <w:t xml:space="preserve">[ ]</w:t>
+            </w:r>
           </w:p>
         </w:tc>
         <w:tc>
@@ -2836,6 +3619,16 @@
               <w:jc w:val="center"/>
             </w:pPr>
             <w:r/>
+            <w:r>
+              <w:rPr>
+                <w:rFonts w:ascii="Calibri" w:hAnsi="Calibri"/>
+                <w:b w:val="0"/>
+                <w:i w:val="0"/>
+                <w:color w:val="C55A11"/>
+                <w:sz w:val="18"/>
+              </w:rPr>
+              <w:t xml:space="preserve">[ ]</w:t>
+            </w:r>
           </w:p>
         </w:tc>
       </w:tr>
@@ -2845,134 +3638,224 @@
         </w:trPr>
         <w:tc>
           <w:tcPr>
+            <w:shd w:val="clear" w:color="auto" w:fill="F2F2F2"/>
+            <w:vAlign w:val="center"/>
+            <w:tcW w:type="dxa" w:w="990"/>
+          </w:tcPr>
+          <w:p>
+            <w:pPr>
+              <w:spacing w:before="20" w:after="20"/>
+              <w:jc w:val="center"/>
+            </w:pPr>
+            <w:r/>
+            <w:r>
+              <w:rPr>
+                <w:rFonts w:ascii="Calibri" w:hAnsi="Calibri"/>
+                <w:b w:val="0"/>
+                <w:i w:val="0"/>
+                <w:color w:val="C55A11"/>
+                <w:sz w:val="18"/>
+              </w:rPr>
+              <w:t xml:space="preserve">[ ]</w:t>
+            </w:r>
+          </w:p>
+        </w:tc>
+        <w:tc>
+          <w:tcPr>
             <w:shd w:val="clear" w:color="auto" w:fill="F7FAFC"/>
             <w:vAlign w:val="center"/>
-            <w:tcW w:type="dxa" w:w="990"/>
-          </w:tcPr>
-          <w:p>
-            <w:pPr>
-              <w:spacing w:before="20" w:after="20"/>
-              <w:jc w:val="center"/>
-            </w:pPr>
-            <w:r/>
+            <w:tcW w:type="dxa" w:w="1485"/>
+          </w:tcPr>
+          <w:p>
+            <w:pPr>
+              <w:spacing w:before="20" w:after="20"/>
+              <w:jc w:val="center"/>
+            </w:pPr>
+            <w:r/>
+            <w:r>
+              <w:rPr>
+                <w:rFonts w:ascii="Calibri" w:hAnsi="Calibri"/>
+                <w:b w:val="0"/>
+                <w:i w:val="0"/>
+                <w:color w:val="C55A11"/>
+                <w:sz w:val="18"/>
+              </w:rPr>
+              <w:t xml:space="preserve">[ ]</w:t>
+            </w:r>
           </w:p>
         </w:tc>
         <w:tc>
           <w:tcPr>
             <w:shd w:val="clear" w:color="auto" w:fill="F7FAFC"/>
             <w:vAlign w:val="center"/>
-            <w:tcW w:type="dxa" w:w="1485"/>
-          </w:tcPr>
-          <w:p>
-            <w:pPr>
-              <w:spacing w:before="20" w:after="20"/>
-              <w:jc w:val="center"/>
-            </w:pPr>
-            <w:r/>
+            <w:tcW w:type="dxa" w:w="1946"/>
+          </w:tcPr>
+          <w:p>
+            <w:pPr>
+              <w:spacing w:before="20" w:after="20"/>
+              <w:jc w:val="center"/>
+            </w:pPr>
+            <w:r/>
+            <w:r>
+              <w:rPr>
+                <w:rFonts w:ascii="Calibri" w:hAnsi="Calibri"/>
+                <w:b w:val="0"/>
+                <w:i w:val="0"/>
+                <w:color w:val="C55A11"/>
+                <w:sz w:val="18"/>
+              </w:rPr>
+              <w:t xml:space="preserve">[ ]</w:t>
+            </w:r>
           </w:p>
         </w:tc>
         <w:tc>
           <w:tcPr>
             <w:shd w:val="clear" w:color="auto" w:fill="F7FAFC"/>
             <w:vAlign w:val="center"/>
-            <w:tcW w:type="dxa" w:w="1946"/>
-          </w:tcPr>
-          <w:p>
-            <w:pPr>
-              <w:spacing w:before="20" w:after="20"/>
-              <w:jc w:val="center"/>
-            </w:pPr>
-            <w:r/>
+            <w:tcW w:type="dxa" w:w="984"/>
+          </w:tcPr>
+          <w:p>
+            <w:pPr>
+              <w:spacing w:before="20" w:after="20"/>
+              <w:jc w:val="center"/>
+            </w:pPr>
+            <w:r/>
+            <w:r>
+              <w:rPr>
+                <w:rFonts w:ascii="Calibri" w:hAnsi="Calibri"/>
+                <w:b w:val="0"/>
+                <w:i w:val="0"/>
+                <w:color w:val="C55A11"/>
+                <w:sz w:val="18"/>
+              </w:rPr>
+              <w:t xml:space="preserve">[ ]</w:t>
+            </w:r>
           </w:p>
         </w:tc>
         <w:tc>
           <w:tcPr>
             <w:shd w:val="clear" w:color="auto" w:fill="F7FAFC"/>
             <w:vAlign w:val="center"/>
-            <w:tcW w:type="dxa" w:w="984"/>
-          </w:tcPr>
-          <w:p>
-            <w:pPr>
-              <w:spacing w:before="20" w:after="20"/>
-              <w:jc w:val="center"/>
-            </w:pPr>
-            <w:r/>
+            <w:tcW w:type="dxa" w:w="1114"/>
+          </w:tcPr>
+          <w:p>
+            <w:pPr>
+              <w:spacing w:before="20" w:after="20"/>
+              <w:jc w:val="center"/>
+            </w:pPr>
+            <w:r/>
+            <w:r>
+              <w:rPr>
+                <w:rFonts w:ascii="Calibri" w:hAnsi="Calibri"/>
+                <w:b w:val="0"/>
+                <w:i w:val="0"/>
+                <w:color w:val="C55A11"/>
+                <w:sz w:val="18"/>
+              </w:rPr>
+              <w:t xml:space="preserve">[ ]</w:t>
+            </w:r>
           </w:p>
         </w:tc>
         <w:tc>
           <w:tcPr>
             <w:shd w:val="clear" w:color="auto" w:fill="F7FAFC"/>
             <w:vAlign w:val="center"/>
-            <w:tcW w:type="dxa" w:w="1114"/>
-          </w:tcPr>
-          <w:p>
-            <w:pPr>
-              <w:spacing w:before="20" w:after="20"/>
-              <w:jc w:val="center"/>
-            </w:pPr>
-            <w:r/>
+            <w:tcW w:type="dxa" w:w="2109"/>
+          </w:tcPr>
+          <w:p>
+            <w:pPr>
+              <w:spacing w:before="20" w:after="20"/>
+              <w:jc w:val="center"/>
+            </w:pPr>
+            <w:r/>
+            <w:r>
+              <w:rPr>
+                <w:rFonts w:ascii="Calibri" w:hAnsi="Calibri"/>
+                <w:b w:val="0"/>
+                <w:i w:val="0"/>
+                <w:color w:val="C55A11"/>
+                <w:sz w:val="18"/>
+              </w:rPr>
+              <w:t xml:space="preserve">[ ]</w:t>
+            </w:r>
           </w:p>
         </w:tc>
         <w:tc>
           <w:tcPr>
             <w:shd w:val="clear" w:color="auto" w:fill="F7FAFC"/>
             <w:vAlign w:val="center"/>
-            <w:tcW w:type="dxa" w:w="2109"/>
-          </w:tcPr>
-          <w:p>
-            <w:pPr>
-              <w:spacing w:before="20" w:after="20"/>
-              <w:jc w:val="center"/>
-            </w:pPr>
-            <w:r/>
+            <w:tcW w:type="dxa" w:w="2248"/>
+          </w:tcPr>
+          <w:p>
+            <w:pPr>
+              <w:spacing w:before="20" w:after="20"/>
+              <w:jc w:val="center"/>
+            </w:pPr>
+            <w:r/>
+            <w:r>
+              <w:rPr>
+                <w:rFonts w:ascii="Calibri" w:hAnsi="Calibri"/>
+                <w:b w:val="0"/>
+                <w:i w:val="0"/>
+                <w:color w:val="C55A11"/>
+                <w:sz w:val="18"/>
+              </w:rPr>
+              <w:t xml:space="preserve">[ ]</w:t>
+            </w:r>
           </w:p>
         </w:tc>
         <w:tc>
           <w:tcPr>
             <w:shd w:val="clear" w:color="auto" w:fill="F7FAFC"/>
             <w:vAlign w:val="center"/>
-            <w:tcW w:type="dxa" w:w="2248"/>
-          </w:tcPr>
-          <w:p>
-            <w:pPr>
-              <w:spacing w:before="20" w:after="20"/>
-              <w:jc w:val="center"/>
-            </w:pPr>
-            <w:r/>
+            <w:tcW w:type="dxa" w:w="1175"/>
+          </w:tcPr>
+          <w:p>
+            <w:pPr>
+              <w:spacing w:before="20" w:after="20"/>
+              <w:jc w:val="center"/>
+            </w:pPr>
+            <w:r/>
+            <w:r>
+              <w:rPr>
+                <w:rFonts w:ascii="Calibri" w:hAnsi="Calibri"/>
+                <w:b w:val="0"/>
+                <w:i w:val="0"/>
+                <w:color w:val="C55A11"/>
+                <w:sz w:val="18"/>
+              </w:rPr>
+              <w:t xml:space="preserve">[ ]</w:t>
+            </w:r>
           </w:p>
         </w:tc>
         <w:tc>
           <w:tcPr>
             <w:shd w:val="clear" w:color="auto" w:fill="F7FAFC"/>
             <w:vAlign w:val="center"/>
-            <w:tcW w:type="dxa" w:w="1175"/>
-          </w:tcPr>
-          <w:p>
-            <w:pPr>
-              <w:spacing w:before="20" w:after="20"/>
-              <w:jc w:val="center"/>
-            </w:pPr>
-            <w:r/>
+            <w:tcW w:type="dxa" w:w="1299"/>
+          </w:tcPr>
+          <w:p>
+            <w:pPr>
+              <w:spacing w:before="20" w:after="20"/>
+              <w:jc w:val="center"/>
+            </w:pPr>
+            <w:r/>
+            <w:r>
+              <w:rPr>
+                <w:rFonts w:ascii="Calibri" w:hAnsi="Calibri"/>
+                <w:b w:val="0"/>
+                <w:i w:val="0"/>
+                <w:color w:val="C55A11"/>
+                <w:sz w:val="18"/>
+              </w:rPr>
+              <w:t xml:space="preserve">[ ]</w:t>
+            </w:r>
           </w:p>
         </w:tc>
         <w:tc>
           <w:tcPr>
             <w:shd w:val="clear" w:color="auto" w:fill="F7FAFC"/>
             <w:vAlign w:val="center"/>
-            <w:tcW w:type="dxa" w:w="1299"/>
-          </w:tcPr>
-          <w:p>
-            <w:pPr>
-              <w:spacing w:before="20" w:after="20"/>
-              <w:jc w:val="center"/>
-            </w:pPr>
-            <w:r/>
-          </w:p>
-        </w:tc>
-        <w:tc>
-          <w:tcPr>
-            <w:shd w:val="clear" w:color="auto" w:fill="F7FAFC"/>
-            <w:vAlign w:val="center"/>
             <w:tcW w:type="dxa" w:w="2044"/>
           </w:tcPr>
           <w:p>
@@ -2981,6 +3864,16 @@
               <w:jc w:val="center"/>
             </w:pPr>
             <w:r/>
+            <w:r>
+              <w:rPr>
+                <w:rFonts w:ascii="Calibri" w:hAnsi="Calibri"/>
+                <w:b w:val="0"/>
+                <w:i w:val="0"/>
+                <w:color w:val="C55A11"/>
+                <w:sz w:val="18"/>
+              </w:rPr>
+              <w:t xml:space="preserve">[ ]</w:t>
+            </w:r>
           </w:p>
         </w:tc>
       </w:tr>
@@ -3393,6 +4286,7 @@
         </w:trPr>
         <w:tc>
           <w:tcPr>
+            <w:shd w:val="clear" w:color="auto" w:fill="F2F2F2"/>
             <w:vAlign w:val="center"/>
             <w:tcW w:type="dxa" w:w="1158"/>
           </w:tcPr>
@@ -3403,6 +4297,16 @@
               <w:jc w:val="center"/>
             </w:pPr>
             <w:r/>
+            <w:r>
+              <w:rPr>
+                <w:rFonts w:ascii="Calibri" w:hAnsi="Calibri"/>
+                <w:b w:val="0"/>
+                <w:i w:val="0"/>
+                <w:color w:val="C55A11"/>
+                <w:sz w:val="18"/>
+              </w:rPr>
+              <w:t xml:space="preserve">[ ]</w:t>
+            </w:r>
           </w:p>
         </w:tc>
         <w:tc>
@@ -3417,6 +4321,16 @@
               <w:jc w:val="center"/>
             </w:pPr>
             <w:r/>
+            <w:r>
+              <w:rPr>
+                <w:rFonts w:ascii="Calibri" w:hAnsi="Calibri"/>
+                <w:b w:val="0"/>
+                <w:i w:val="0"/>
+                <w:color w:val="C55A11"/>
+                <w:sz w:val="18"/>
+              </w:rPr>
+              <w:t xml:space="preserve">[ ]</w:t>
+            </w:r>
           </w:p>
         </w:tc>
         <w:tc>
@@ -3431,6 +4345,16 @@
               <w:jc w:val="center"/>
             </w:pPr>
             <w:r/>
+            <w:r>
+              <w:rPr>
+                <w:rFonts w:ascii="Calibri" w:hAnsi="Calibri"/>
+                <w:b w:val="0"/>
+                <w:i w:val="0"/>
+                <w:color w:val="C55A11"/>
+                <w:sz w:val="18"/>
+              </w:rPr>
+              <w:t xml:space="preserve">[ ]</w:t>
+            </w:r>
           </w:p>
         </w:tc>
         <w:tc>
@@ -3445,6 +4369,16 @@
               <w:jc w:val="center"/>
             </w:pPr>
             <w:r/>
+            <w:r>
+              <w:rPr>
+                <w:rFonts w:ascii="Calibri" w:hAnsi="Calibri"/>
+                <w:b w:val="0"/>
+                <w:i w:val="0"/>
+                <w:color w:val="C55A11"/>
+                <w:sz w:val="18"/>
+              </w:rPr>
+              <w:t xml:space="preserve">[ ]</w:t>
+            </w:r>
           </w:p>
         </w:tc>
         <w:tc>
@@ -3459,6 +4393,16 @@
               <w:jc w:val="center"/>
             </w:pPr>
             <w:r/>
+            <w:r>
+              <w:rPr>
+                <w:rFonts w:ascii="Calibri" w:hAnsi="Calibri"/>
+                <w:b w:val="0"/>
+                <w:i w:val="0"/>
+                <w:color w:val="C55A11"/>
+                <w:sz w:val="18"/>
+              </w:rPr>
+              <w:t xml:space="preserve">[ ]</w:t>
+            </w:r>
           </w:p>
         </w:tc>
         <w:tc>
@@ -3473,6 +4417,16 @@
               <w:jc w:val="center"/>
             </w:pPr>
             <w:r/>
+            <w:r>
+              <w:rPr>
+                <w:rFonts w:ascii="Calibri" w:hAnsi="Calibri"/>
+                <w:b w:val="0"/>
+                <w:i w:val="0"/>
+                <w:color w:val="C55A11"/>
+                <w:sz w:val="18"/>
+              </w:rPr>
+              <w:t xml:space="preserve">[ ]</w:t>
+            </w:r>
           </w:p>
         </w:tc>
         <w:tc>
@@ -3487,6 +4441,16 @@
               <w:jc w:val="center"/>
             </w:pPr>
             <w:r/>
+            <w:r>
+              <w:rPr>
+                <w:rFonts w:ascii="Calibri" w:hAnsi="Calibri"/>
+                <w:b w:val="0"/>
+                <w:i w:val="0"/>
+                <w:color w:val="C55A11"/>
+                <w:sz w:val="18"/>
+              </w:rPr>
+              <w:t xml:space="preserve">[ ]</w:t>
+            </w:r>
           </w:p>
         </w:tc>
       </w:tr>
@@ -3496,30 +4460,74 @@
         </w:trPr>
         <w:tc>
           <w:tcPr>
+            <w:shd w:val="clear" w:color="auto" w:fill="F2F2F2"/>
+            <w:vAlign w:val="center"/>
+            <w:tcW w:type="dxa" w:w="1158"/>
+          </w:tcPr>
+          <w:p>
+            <w:pPr>
+              <w:spacing w:before="20" w:after="20"/>
+              <w:jc w:val="center"/>
+            </w:pPr>
+            <w:r/>
+            <w:r>
+              <w:rPr>
+                <w:rFonts w:ascii="Calibri" w:hAnsi="Calibri"/>
+                <w:b w:val="0"/>
+                <w:i w:val="0"/>
+                <w:color w:val="C55A11"/>
+                <w:sz w:val="18"/>
+              </w:rPr>
+              <w:t xml:space="preserve">[ ]</w:t>
+            </w:r>
+          </w:p>
+        </w:tc>
+        <w:tc>
+          <w:tcPr>
             <w:shd w:val="clear" w:color="auto" w:fill="F7FAFC"/>
             <w:vAlign w:val="center"/>
-            <w:tcW w:type="dxa" w:w="1158"/>
-          </w:tcPr>
-          <w:p>
-            <w:pPr>
-              <w:spacing w:before="20" w:after="20"/>
-              <w:jc w:val="center"/>
-            </w:pPr>
-            <w:r/>
+            <w:tcW w:type="dxa" w:w="1474"/>
+          </w:tcPr>
+          <w:p>
+            <w:pPr>
+              <w:spacing w:before="20" w:after="20"/>
+              <w:jc w:val="center"/>
+            </w:pPr>
+            <w:r/>
+            <w:r>
+              <w:rPr>
+                <w:rFonts w:ascii="Calibri" w:hAnsi="Calibri"/>
+                <w:b w:val="0"/>
+                <w:i w:val="0"/>
+                <w:color w:val="C55A11"/>
+                <w:sz w:val="18"/>
+              </w:rPr>
+              <w:t xml:space="preserve">[ ]</w:t>
+            </w:r>
           </w:p>
         </w:tc>
         <w:tc>
           <w:tcPr>
             <w:shd w:val="clear" w:color="auto" w:fill="F7FAFC"/>
             <w:vAlign w:val="center"/>
-            <w:tcW w:type="dxa" w:w="1474"/>
-          </w:tcPr>
-          <w:p>
-            <w:pPr>
-              <w:spacing w:before="20" w:after="20"/>
-              <w:jc w:val="center"/>
-            </w:pPr>
-            <w:r/>
+            <w:tcW w:type="dxa" w:w="3636"/>
+          </w:tcPr>
+          <w:p>
+            <w:pPr>
+              <w:spacing w:before="20" w:after="20"/>
+              <w:jc w:val="center"/>
+            </w:pPr>
+            <w:r/>
+            <w:r>
+              <w:rPr>
+                <w:rFonts w:ascii="Calibri" w:hAnsi="Calibri"/>
+                <w:b w:val="0"/>
+                <w:i w:val="0"/>
+                <w:color w:val="C55A11"/>
+                <w:sz w:val="18"/>
+              </w:rPr>
+              <w:t xml:space="preserve">[ ]</w:t>
+            </w:r>
           </w:p>
         </w:tc>
         <w:tc>
@@ -3534,54 +4542,70 @@
               <w:jc w:val="center"/>
             </w:pPr>
             <w:r/>
+            <w:r>
+              <w:rPr>
+                <w:rFonts w:ascii="Calibri" w:hAnsi="Calibri"/>
+                <w:b w:val="0"/>
+                <w:i w:val="0"/>
+                <w:color w:val="C55A11"/>
+                <w:sz w:val="18"/>
+              </w:rPr>
+              <w:t xml:space="preserve">[ ]</w:t>
+            </w:r>
           </w:p>
         </w:tc>
         <w:tc>
           <w:tcPr>
             <w:shd w:val="clear" w:color="auto" w:fill="F7FAFC"/>
             <w:vAlign w:val="center"/>
-            <w:tcW w:type="dxa" w:w="3636"/>
-          </w:tcPr>
-          <w:p>
-            <w:pPr>
-              <w:spacing w:before="20" w:after="20"/>
-              <w:jc w:val="center"/>
-            </w:pPr>
-            <w:r/>
+            <w:tcW w:type="dxa" w:w="1338"/>
+          </w:tcPr>
+          <w:p>
+            <w:pPr>
+              <w:spacing w:before="20" w:after="20"/>
+              <w:jc w:val="center"/>
+            </w:pPr>
+            <w:r/>
+            <w:r>
+              <w:rPr>
+                <w:rFonts w:ascii="Calibri" w:hAnsi="Calibri"/>
+                <w:b w:val="0"/>
+                <w:i w:val="0"/>
+                <w:color w:val="C55A11"/>
+                <w:sz w:val="18"/>
+              </w:rPr>
+              <w:t xml:space="preserve">[ ]</w:t>
+            </w:r>
           </w:p>
         </w:tc>
         <w:tc>
           <w:tcPr>
             <w:shd w:val="clear" w:color="auto" w:fill="F7FAFC"/>
             <w:vAlign w:val="center"/>
-            <w:tcW w:type="dxa" w:w="1338"/>
-          </w:tcPr>
-          <w:p>
-            <w:pPr>
-              <w:spacing w:before="20" w:after="20"/>
-              <w:jc w:val="center"/>
-            </w:pPr>
-            <w:r/>
+            <w:tcW w:type="dxa" w:w="1817"/>
+          </w:tcPr>
+          <w:p>
+            <w:pPr>
+              <w:spacing w:before="20" w:after="20"/>
+              <w:jc w:val="center"/>
+            </w:pPr>
+            <w:r/>
+            <w:r>
+              <w:rPr>
+                <w:rFonts w:ascii="Calibri" w:hAnsi="Calibri"/>
+                <w:b w:val="0"/>
+                <w:i w:val="0"/>
+                <w:color w:val="C55A11"/>
+                <w:sz w:val="18"/>
+              </w:rPr>
+              <w:t xml:space="preserve">[ ]</w:t>
+            </w:r>
           </w:p>
         </w:tc>
         <w:tc>
           <w:tcPr>
             <w:shd w:val="clear" w:color="auto" w:fill="F7FAFC"/>
             <w:vAlign w:val="center"/>
-            <w:tcW w:type="dxa" w:w="1817"/>
-          </w:tcPr>
-          <w:p>
-            <w:pPr>
-              <w:spacing w:before="20" w:after="20"/>
-              <w:jc w:val="center"/>
-            </w:pPr>
-            <w:r/>
-          </w:p>
-        </w:tc>
-        <w:tc>
-          <w:tcPr>
-            <w:shd w:val="clear" w:color="auto" w:fill="F7FAFC"/>
-            <w:vAlign w:val="center"/>
             <w:tcW w:type="dxa" w:w="2337"/>
           </w:tcPr>
           <w:p>
@@ -3590,6 +4614,16 @@
               <w:jc w:val="center"/>
             </w:pPr>
             <w:r/>
+            <w:r>
+              <w:rPr>
+                <w:rFonts w:ascii="Calibri" w:hAnsi="Calibri"/>
+                <w:b w:val="0"/>
+                <w:i w:val="0"/>
+                <w:color w:val="C55A11"/>
+                <w:sz w:val="18"/>
+              </w:rPr>
+              <w:t xml:space="preserve">[ ]</w:t>
+            </w:r>
           </w:p>
         </w:tc>
       </w:tr>
